--- a/pr-preview/pr-78/chapters/13-standardization-parametric-g-formula-tracked-changes.docx
+++ b/pr-preview/pr-78/chapters/13-standardization-parametric-g-formula-tracked-changes.docx
@@ -3956,7 +3956,7 @@
     </w:p>
     <w:bookmarkEnd w:id="16"/>
     <w:bookmarkEnd w:id="17"/>
-    <w:bookmarkStart w:id="20" w:name="X5b87a68d3530eb2014f8bd7ba82704b379f1724"/>
+    <w:bookmarkStart w:id="21" w:name="X5b87a68d3530eb2014f8bd7ba82704b379f1724"/>
     <w:p>
       <w:pPr>
         <w:pStyle w:val="Heading2"/>
@@ -4596,7 +4596,7 @@
       </m:oMath>
     </w:p>
     <w:bookmarkEnd w:id="18"/>
-    <w:bookmarkStart w:id="19" w:name="att-vs-ate"/>
+    <w:bookmarkStart w:id="20" w:name="att-vs-ate"/>
     <w:p>
       <w:pPr>
         <w:pStyle w:val="Heading3"/>
@@ -4733,267 +4733,471 @@
         <w:t xml:space="preserve">.</w:t>
       </w:r>
     </w:p>
-    <w:p>
-      <w:pPr>
-        <w:pStyle w:val="BodyText"/>
-      </w:pPr>
-      <w:r>
-        <w:rPr>
-          <w:b/>
-          <w:bCs/>
-        </w:rPr>
-        <w:t xml:space="preserve">Average treatment effect in the treated (ATT)</w:t>
-      </w:r>
-      <w:r>
-        <w:t xml:space="preserve">:</w:t>
-      </w:r>
-    </w:p>
-    <w:p>
-      <w:pPr>
-        <w:pStyle w:val="BodyText"/>
-      </w:pPr>
-      <m:oMathPara>
-        <m:oMathParaPr>
-          <m:jc m:val="center"/>
-        </m:oMathParaPr>
-        <m:oMath>
-          <m:r>
-            <m:rPr>
-              <m:nor/>
-              <m:sty m:val="p"/>
-            </m:rPr>
-            <m:t>E</m:t>
-          </m:r>
-          <m:d>
-            <m:dPr>
-              <m:begChr m:val="["/>
-              <m:sepChr m:val=""/>
-              <m:endChr m:val="]"/>
-              <m:grow/>
-            </m:dPr>
-            <m:e>
-              <m:sSup>
-                <m:e>
-                  <m:r>
-                    <m:t>Y</m:t>
-                  </m:r>
-                </m:e>
-                <m:sup>
-                  <m:r>
-                    <m:t>a</m:t>
-                  </m:r>
-                  <m:r>
-                    <m:rPr>
-                      <m:sty m:val="p"/>
-                    </m:rPr>
-                    <m:t>=</m:t>
-                  </m:r>
-                  <m:r>
-                    <m:t>1</m:t>
-                  </m:r>
-                </m:sup>
-              </m:sSup>
-              <m:r>
-                <m:rPr>
-                  <m:sty m:val="p"/>
-                </m:rPr>
-                <m:t>∣</m:t>
-              </m:r>
-              <m:r>
-                <m:t>A</m:t>
-              </m:r>
-              <m:r>
-                <m:rPr>
-                  <m:sty m:val="p"/>
-                </m:rPr>
-                <m:t>=</m:t>
-              </m:r>
-              <m:r>
-                <m:t>1</m:t>
-              </m:r>
-            </m:e>
-          </m:d>
-          <m:r>
-            <m:rPr>
-              <m:sty m:val="p"/>
-            </m:rPr>
-            <m:t>−</m:t>
-          </m:r>
-          <m:r>
-            <m:rPr>
-              <m:nor/>
-              <m:sty m:val="p"/>
-            </m:rPr>
-            <m:t>E</m:t>
-          </m:r>
-          <m:d>
-            <m:dPr>
-              <m:begChr m:val="["/>
-              <m:sepChr m:val=""/>
-              <m:endChr m:val="]"/>
-              <m:grow/>
-            </m:dPr>
-            <m:e>
-              <m:sSup>
-                <m:e>
-                  <m:r>
-                    <m:t>Y</m:t>
-                  </m:r>
-                </m:e>
-                <m:sup>
-                  <m:r>
-                    <m:t>a</m:t>
-                  </m:r>
-                  <m:r>
-                    <m:rPr>
-                      <m:sty m:val="p"/>
-                    </m:rPr>
-                    <m:t>=</m:t>
-                  </m:r>
-                  <m:r>
-                    <m:t>0</m:t>
-                  </m:r>
-                </m:sup>
-              </m:sSup>
-              <m:r>
-                <m:rPr>
-                  <m:sty m:val="p"/>
-                </m:rPr>
-                <m:t>∣</m:t>
-              </m:r>
-              <m:r>
-                <m:t>A</m:t>
-              </m:r>
-              <m:r>
-                <m:rPr>
-                  <m:sty m:val="p"/>
-                </m:rPr>
-                <m:t>=</m:t>
-              </m:r>
-              <m:r>
-                <m:t>1</m:t>
-              </m:r>
-            </m:e>
-          </m:d>
-        </m:oMath>
-      </m:oMathPara>
-    </w:p>
-    <w:p>
-      <w:pPr>
-        <w:pStyle w:val="FirstParagraph"/>
-      </w:pPr>
-      <w:r>
-        <w:t xml:space="preserve">Standardized to the distribution of</w:t>
-      </w:r>
-      <w:r>
-        <w:t xml:space="preserve"> </w:t>
-      </w:r>
-      <m:oMath>
-        <m:r>
-          <m:t>L</m:t>
-        </m:r>
-      </m:oMath>
-      <w:r>
-        <w:t xml:space="preserve"> </w:t>
-      </w:r>
-      <w:r>
-        <w:t xml:space="preserve">among the treated.</w:t>
-      </w:r>
-    </w:p>
-    <w:p>
-      <w:pPr>
-        <w:pStyle w:val="BodyText"/>
-      </w:pPr>
-      <w:r>
-        <w:rPr>
-          <w:b/>
-          <w:bCs/>
-        </w:rPr>
-        <w:t xml:space="preserve">G-formula for ATT</w:t>
-      </w:r>
-      <w:r>
-        <w:t xml:space="preserve">:</w:t>
-      </w:r>
-    </w:p>
-    <w:p>
-      <w:pPr>
-        <w:pStyle w:val="BodyText"/>
-      </w:pPr>
-      <m:oMathPara>
-        <m:oMathParaPr>
-          <m:jc m:val="center"/>
-        </m:oMathParaPr>
-        <m:oMath>
-          <m:acc>
-            <m:accPr>
-              <m:chr m:val="̂"/>
-            </m:accPr>
-            <m:e>
-              <m:r>
-                <m:rPr>
-                  <m:nor/>
-                  <m:sty m:val="p"/>
-                </m:rPr>
-                <m:t>E</m:t>
-              </m:r>
-            </m:e>
-          </m:acc>
-          <m:d>
-            <m:dPr>
-              <m:begChr m:val="["/>
-              <m:sepChr m:val=""/>
-              <m:endChr m:val="]"/>
-              <m:grow/>
-            </m:dPr>
-            <m:e>
-              <m:sSup>
-                <m:e>
-                  <m:r>
-                    <m:t>Y</m:t>
-                  </m:r>
-                </m:e>
-                <m:sup>
-                  <m:r>
-                    <m:t>a</m:t>
-                  </m:r>
-                </m:sup>
-              </m:sSup>
-              <m:r>
-                <m:rPr>
-                  <m:sty m:val="p"/>
-                </m:rPr>
-                <m:t>∣</m:t>
-              </m:r>
-              <m:r>
-                <m:t>A</m:t>
-              </m:r>
-              <m:r>
-                <m:rPr>
-                  <m:sty m:val="p"/>
-                </m:rPr>
-                <m:t>=</m:t>
-              </m:r>
-              <m:r>
-                <m:t>1</m:t>
-              </m:r>
-            </m:e>
-          </m:d>
-          <m:r>
-            <m:rPr>
-              <m:sty m:val="p"/>
-            </m:rPr>
-            <m:t>=</m:t>
-          </m:r>
-          <m:f>
-            <m:fPr>
-              <m:type m:val="bar"/>
-            </m:fPr>
-            <m:num>
-              <m:r>
-                <m:t>1</m:t>
-              </m:r>
-            </m:num>
-            <m:den>
+    <w:tbl>
+      <w:tblPr>
+        <w:tblStyle w:val="Table"/>
+        <w:tblInd w:w="164" w:type="dxa"/>
+        <w:tblBorders>
+          <w:left w:val="single" w:sz="24" w:space="0" w:color="909090"/>
+        </w:tblBorders>
+        <w:tblCellMar>
+          <w:left w:w="0" w:type="dxa"/>
+          <w:right w:w="0" w:type="dxa"/>
+        </w:tblCellMar>
+        <w:tblLook w:firstRow="0" w:lastRow="0" w:firstColumn="0" w:lastColumn="0" w:noHBand="0" w:noVBand="0" w:val="0000"/>
+      </w:tblPr>
+      <w:tblGrid>
+        <w:gridCol w:w="7920"/>
+      </w:tblGrid>
+      <w:tr>
+        <w:trPr>
+          <w:cantSplit/>
+        </w:trPr>
+        <w:tc>
+          <w:tcPr>
+            <w:tcMar>
+              <w:left w:w="144" w:type="dxa"/>
+            </w:tcMar>
+          </w:tcPr>
+          <w:p>
+            <w:pPr>
+              <w:pStyle w:val="BodyText"/>
+            </w:pPr>
+            <w:pPr>
+              <w:spacing w:before="16" w:after="64"/>
+            </w:pPr>
+          </w:p>
+          <w:bookmarkStart w:id="19" w:name="def-att"/>
+          <w:p>
+            <w:pPr>
+              <w:pStyle w:val="BodyText"/>
+            </w:pPr>
+            <w:r>
+              <w:rPr>
+                <w:b/>
+                <w:bCs/>
+              </w:rPr>
+              <w:t xml:space="preserve">Definition 3 (Average Treatment Effect in the Treated (ATT))</w:t>
+            </w:r>
+            <w:r>
+              <w:t xml:space="preserve"> </w:t>
+            </w:r>
+            <w:r>
+              <w:t xml:space="preserve">The</w:t>
+            </w:r>
+            <w:r>
+              <w:t xml:space="preserve"> </w:t>
+            </w:r>
+            <w:r>
+              <w:rPr>
+                <w:b/>
+                <w:bCs/>
+              </w:rPr>
+              <w:t xml:space="preserve">average treatment effect in the treated (ATT)</w:t>
+            </w:r>
+            <w:r>
+              <w:t xml:space="preserve"> </w:t>
+            </w:r>
+            <w:r>
+              <w:t xml:space="preserve">is</w:t>
+            </w:r>
+          </w:p>
+          <w:p>
+            <w:pPr>
+              <w:pStyle w:val="BodyText"/>
+            </w:pPr>
+            <m:oMathPara>
+              <m:oMathParaPr>
+                <m:jc m:val="center"/>
+              </m:oMathParaPr>
+              <m:oMath>
+                <m:r>
+                  <m:rPr>
+                    <m:nor/>
+                    <m:sty m:val="p"/>
+                  </m:rPr>
+                  <m:t>E</m:t>
+                </m:r>
+                <m:d>
+                  <m:dPr>
+                    <m:begChr m:val="["/>
+                    <m:sepChr m:val=""/>
+                    <m:endChr m:val="]"/>
+                    <m:grow/>
+                  </m:dPr>
+                  <m:e>
+                    <m:sSup>
+                      <m:e>
+                        <m:r>
+                          <m:t>Y</m:t>
+                        </m:r>
+                      </m:e>
+                      <m:sup>
+                        <m:r>
+                          <m:t>a</m:t>
+                        </m:r>
+                        <m:r>
+                          <m:rPr>
+                            <m:sty m:val="p"/>
+                          </m:rPr>
+                          <m:t>=</m:t>
+                        </m:r>
+                        <m:r>
+                          <m:t>1</m:t>
+                        </m:r>
+                      </m:sup>
+                    </m:sSup>
+                    <m:r>
+                      <m:rPr>
+                        <m:sty m:val="p"/>
+                      </m:rPr>
+                      <m:t>∣</m:t>
+                    </m:r>
+                    <m:r>
+                      <m:t>A</m:t>
+                    </m:r>
+                    <m:r>
+                      <m:rPr>
+                        <m:sty m:val="p"/>
+                      </m:rPr>
+                      <m:t>=</m:t>
+                    </m:r>
+                    <m:r>
+                      <m:t>1</m:t>
+                    </m:r>
+                  </m:e>
+                </m:d>
+                <m:r>
+                  <m:rPr>
+                    <m:sty m:val="p"/>
+                  </m:rPr>
+                  <m:t>−</m:t>
+                </m:r>
+                <m:r>
+                  <m:rPr>
+                    <m:nor/>
+                    <m:sty m:val="p"/>
+                  </m:rPr>
+                  <m:t>E</m:t>
+                </m:r>
+                <m:d>
+                  <m:dPr>
+                    <m:begChr m:val="["/>
+                    <m:sepChr m:val=""/>
+                    <m:endChr m:val="]"/>
+                    <m:grow/>
+                  </m:dPr>
+                  <m:e>
+                    <m:sSup>
+                      <m:e>
+                        <m:r>
+                          <m:t>Y</m:t>
+                        </m:r>
+                      </m:e>
+                      <m:sup>
+                        <m:r>
+                          <m:t>a</m:t>
+                        </m:r>
+                        <m:r>
+                          <m:rPr>
+                            <m:sty m:val="p"/>
+                          </m:rPr>
+                          <m:t>=</m:t>
+                        </m:r>
+                        <m:r>
+                          <m:t>0</m:t>
+                        </m:r>
+                      </m:sup>
+                    </m:sSup>
+                    <m:r>
+                      <m:rPr>
+                        <m:sty m:val="p"/>
+                      </m:rPr>
+                      <m:t>∣</m:t>
+                    </m:r>
+                    <m:r>
+                      <m:t>A</m:t>
+                    </m:r>
+                    <m:r>
+                      <m:rPr>
+                        <m:sty m:val="p"/>
+                      </m:rPr>
+                      <m:t>=</m:t>
+                    </m:r>
+                    <m:r>
+                      <m:t>1</m:t>
+                    </m:r>
+                  </m:e>
+                </m:d>
+                <m:r>
+                  <m:rPr>
+                    <m:sty m:val="p"/>
+                  </m:rPr>
+                  <m:t>,</m:t>
+                </m:r>
+              </m:oMath>
+            </m:oMathPara>
+          </w:p>
+          <w:p>
+            <w:pPr>
+              <w:pStyle w:val="FirstParagraph"/>
+            </w:pPr>
+            <w:r>
+              <w:t xml:space="preserve">standardized to the distribution of</w:t>
+            </w:r>
+            <w:r>
+              <w:t xml:space="preserve"> </w:t>
+            </w:r>
+            <m:oMath>
+              <m:r>
+                <m:t>L</m:t>
+              </m:r>
+            </m:oMath>
+            <w:r>
+              <w:t xml:space="preserve"> </w:t>
+            </w:r>
+            <w:r>
+              <w:t xml:space="preserve">among the treated.</w:t>
+            </w:r>
+            <w:r>
+              <w:t xml:space="preserve"> </w:t>
+            </w:r>
+            <w:r>
+              <w:t xml:space="preserve">The g-formula estimator for the ATT is</w:t>
+            </w:r>
+          </w:p>
+          <w:p>
+            <w:pPr>
+              <w:pStyle w:val="BodyText"/>
+            </w:pPr>
+            <m:oMathPara>
+              <m:oMathParaPr>
+                <m:jc m:val="center"/>
+              </m:oMathParaPr>
+              <m:oMath>
+                <m:acc>
+                  <m:accPr>
+                    <m:chr m:val="̂"/>
+                  </m:accPr>
+                  <m:e>
+                    <m:r>
+                      <m:rPr>
+                        <m:nor/>
+                        <m:sty m:val="p"/>
+                      </m:rPr>
+                      <m:t>E</m:t>
+                    </m:r>
+                  </m:e>
+                </m:acc>
+                <m:d>
+                  <m:dPr>
+                    <m:begChr m:val="["/>
+                    <m:sepChr m:val=""/>
+                    <m:endChr m:val="]"/>
+                    <m:grow/>
+                  </m:dPr>
+                  <m:e>
+                    <m:sSup>
+                      <m:e>
+                        <m:r>
+                          <m:t>Y</m:t>
+                        </m:r>
+                      </m:e>
+                      <m:sup>
+                        <m:r>
+                          <m:t>a</m:t>
+                        </m:r>
+                      </m:sup>
+                    </m:sSup>
+                    <m:r>
+                      <m:rPr>
+                        <m:sty m:val="p"/>
+                      </m:rPr>
+                      <m:t>∣</m:t>
+                    </m:r>
+                    <m:r>
+                      <m:t>A</m:t>
+                    </m:r>
+                    <m:r>
+                      <m:rPr>
+                        <m:sty m:val="p"/>
+                      </m:rPr>
+                      <m:t>=</m:t>
+                    </m:r>
+                    <m:r>
+                      <m:t>1</m:t>
+                    </m:r>
+                  </m:e>
+                </m:d>
+                <m:r>
+                  <m:rPr>
+                    <m:sty m:val="p"/>
+                  </m:rPr>
+                  <m:t>=</m:t>
+                </m:r>
+                <m:f>
+                  <m:fPr>
+                    <m:type m:val="bar"/>
+                  </m:fPr>
+                  <m:num>
+                    <m:r>
+                      <m:t>1</m:t>
+                    </m:r>
+                  </m:num>
+                  <m:den>
+                    <m:sSub>
+                      <m:e>
+                        <m:r>
+                          <m:t>n</m:t>
+                        </m:r>
+                      </m:e>
+                      <m:sub>
+                        <m:r>
+                          <m:t>1</m:t>
+                        </m:r>
+                      </m:sub>
+                    </m:sSub>
+                  </m:den>
+                </m:f>
+                <m:nary>
+                  <m:naryPr>
+                    <m:chr m:val="∑"/>
+                    <m:limLoc m:val="undOvr"/>
+                    <m:subHide m:val="off"/>
+                    <m:supHide m:val="on"/>
+                  </m:naryPr>
+                  <m:sub>
+                    <m:r>
+                      <m:t>i</m:t>
+                    </m:r>
+                    <m:r>
+                      <m:rPr>
+                        <m:sty m:val="p"/>
+                      </m:rPr>
+                      <m:t>:</m:t>
+                    </m:r>
+                    <m:sSub>
+                      <m:e>
+                        <m:r>
+                          <m:t>A</m:t>
+                        </m:r>
+                      </m:e>
+                      <m:sub>
+                        <m:r>
+                          <m:t>i</m:t>
+                        </m:r>
+                      </m:sub>
+                    </m:sSub>
+                    <m:r>
+                      <m:rPr>
+                        <m:sty m:val="p"/>
+                      </m:rPr>
+                      <m:t>=</m:t>
+                    </m:r>
+                    <m:r>
+                      <m:t>1</m:t>
+                    </m:r>
+                  </m:sub>
+                  <m:sup>
+                    <m:r>
+                      <m:t>​</m:t>
+                    </m:r>
+                  </m:sup>
+                  <m:e>
+                    <m:acc>
+                      <m:accPr>
+                        <m:chr m:val="̂"/>
+                      </m:accPr>
+                      <m:e>
+                        <m:r>
+                          <m:rPr>
+                            <m:nor/>
+                            <m:sty m:val="p"/>
+                          </m:rPr>
+                          <m:t>E</m:t>
+                        </m:r>
+                      </m:e>
+                    </m:acc>
+                  </m:e>
+                </m:nary>
+                <m:d>
+                  <m:dPr>
+                    <m:begChr m:val="["/>
+                    <m:sepChr m:val=""/>
+                    <m:endChr m:val="]"/>
+                    <m:grow/>
+                  </m:dPr>
+                  <m:e>
+                    <m:r>
+                      <m:t>Y</m:t>
+                    </m:r>
+                    <m:r>
+                      <m:rPr>
+                        <m:sty m:val="p"/>
+                      </m:rPr>
+                      <m:t>∣</m:t>
+                    </m:r>
+                    <m:r>
+                      <m:t>A</m:t>
+                    </m:r>
+                    <m:r>
+                      <m:rPr>
+                        <m:sty m:val="p"/>
+                      </m:rPr>
+                      <m:t>=</m:t>
+                    </m:r>
+                    <m:r>
+                      <m:t>a</m:t>
+                    </m:r>
+                    <m:r>
+                      <m:rPr>
+                        <m:sty m:val="p"/>
+                      </m:rPr>
+                      <m:t>,</m:t>
+                    </m:r>
+                    <m:r>
+                      <m:t>L</m:t>
+                    </m:r>
+                    <m:r>
+                      <m:rPr>
+                        <m:sty m:val="p"/>
+                      </m:rPr>
+                      <m:t>=</m:t>
+                    </m:r>
+                    <m:sSub>
+                      <m:e>
+                        <m:r>
+                          <m:t>L</m:t>
+                        </m:r>
+                      </m:e>
+                      <m:sub>
+                        <m:r>
+                          <m:t>i</m:t>
+                        </m:r>
+                      </m:sub>
+                    </m:sSub>
+                  </m:e>
+                </m:d>
+                <m:r>
+                  <m:rPr>
+                    <m:sty m:val="p"/>
+                  </m:rPr>
+                  <m:t>,</m:t>
+                </m:r>
+              </m:oMath>
+            </m:oMathPara>
+          </w:p>
+          <w:p>
+            <w:pPr>
+              <w:pStyle w:val="FirstParagraph"/>
+            </w:pPr>
+            <w:r>
+              <w:t xml:space="preserve">where</w:t>
+            </w:r>
+            <w:r>
+              <w:t xml:space="preserve"> </w:t>
+            </w:r>
+            <m:oMath>
               <m:sSub>
                 <m:e>
                   <m:r>
@@ -5006,24 +5210,40 @@
                   </m:r>
                 </m:sub>
               </m:sSub>
-            </m:den>
-          </m:f>
-          <m:nary>
-            <m:naryPr>
-              <m:chr m:val="∑"/>
-              <m:limLoc m:val="undOvr"/>
-              <m:subHide m:val="off"/>
-              <m:supHide m:val="on"/>
-            </m:naryPr>
-            <m:sub>
-              <m:r>
-                <m:t>i</m:t>
-              </m:r>
               <m:r>
                 <m:rPr>
                   <m:sty m:val="p"/>
                 </m:rPr>
-                <m:t>:</m:t>
+                <m:t>=</m:t>
+              </m:r>
+              <m:nary>
+                <m:naryPr>
+                  <m:chr m:val="∑"/>
+                  <m:limLoc m:val="undOvr"/>
+                  <m:subHide m:val="off"/>
+                  <m:supHide m:val="on"/>
+                </m:naryPr>
+                <m:sub>
+                  <m:r>
+                    <m:t>i</m:t>
+                  </m:r>
+                </m:sub>
+                <m:sup>
+                  <m:r>
+                    <m:t>​</m:t>
+                  </m:r>
+                </m:sup>
+                <m:e>
+                  <m:r>
+                    <m:t>I</m:t>
+                  </m:r>
+                </m:e>
+              </m:nary>
+              <m:r>
+                <m:rPr>
+                  <m:sty m:val="p"/>
+                </m:rPr>
+                <m:t>(</m:t>
               </m:r>
               <m:sSub>
                 <m:e>
@@ -5046,180 +5266,21 @@
               <m:r>
                 <m:t>1</m:t>
               </m:r>
-            </m:sub>
-            <m:sup>
-              <m:r>
-                <m:t>​</m:t>
-              </m:r>
-            </m:sup>
-            <m:e>
-              <m:acc>
-                <m:accPr>
-                  <m:chr m:val="̂"/>
-                </m:accPr>
-                <m:e>
-                  <m:r>
-                    <m:rPr>
-                      <m:nor/>
-                      <m:sty m:val="p"/>
-                    </m:rPr>
-                    <m:t>E</m:t>
-                  </m:r>
-                </m:e>
-              </m:acc>
-            </m:e>
-          </m:nary>
-          <m:d>
-            <m:dPr>
-              <m:begChr m:val="["/>
-              <m:sepChr m:val=""/>
-              <m:endChr m:val="]"/>
-              <m:grow/>
-            </m:dPr>
-            <m:e>
-              <m:r>
-                <m:t>Y</m:t>
-              </m:r>
               <m:r>
                 <m:rPr>
                   <m:sty m:val="p"/>
                 </m:rPr>
-                <m:t>∣</m:t>
-              </m:r>
-              <m:r>
-                <m:t>A</m:t>
-              </m:r>
-              <m:r>
-                <m:rPr>
-                  <m:sty m:val="p"/>
-                </m:rPr>
-                <m:t>=</m:t>
-              </m:r>
-              <m:r>
-                <m:t>a</m:t>
-              </m:r>
-              <m:r>
-                <m:rPr>
-                  <m:sty m:val="p"/>
-                </m:rPr>
-                <m:t>,</m:t>
-              </m:r>
-              <m:r>
-                <m:t>L</m:t>
-              </m:r>
-              <m:r>
-                <m:rPr>
-                  <m:sty m:val="p"/>
-                </m:rPr>
-                <m:t>=</m:t>
-              </m:r>
-              <m:sSub>
-                <m:e>
-                  <m:r>
-                    <m:t>L</m:t>
-                  </m:r>
-                </m:e>
-                <m:sub>
-                  <m:r>
-                    <m:t>i</m:t>
-                  </m:r>
-                </m:sub>
-              </m:sSub>
-            </m:e>
-          </m:d>
-        </m:oMath>
-      </m:oMathPara>
-    </w:p>
-    <w:p>
-      <w:pPr>
-        <w:pStyle w:val="FirstParagraph"/>
-      </w:pPr>
-      <w:r>
-        <w:t xml:space="preserve">where</w:t>
-      </w:r>
-      <w:r>
-        <w:t xml:space="preserve"> </w:t>
-      </w:r>
-      <m:oMath>
-        <m:sSub>
-          <m:e>
-            <m:r>
-              <m:t>n</m:t>
-            </m:r>
-          </m:e>
-          <m:sub>
-            <m:r>
-              <m:t>1</m:t>
-            </m:r>
-          </m:sub>
-        </m:sSub>
-        <m:r>
-          <m:rPr>
-            <m:sty m:val="p"/>
-          </m:rPr>
-          <m:t>=</m:t>
-        </m:r>
-        <m:nary>
-          <m:naryPr>
-            <m:chr m:val="∑"/>
-            <m:limLoc m:val="undOvr"/>
-            <m:subHide m:val="off"/>
-            <m:supHide m:val="on"/>
-          </m:naryPr>
-          <m:sub>
-            <m:r>
-              <m:t>i</m:t>
-            </m:r>
-          </m:sub>
-          <m:sup>
-            <m:r>
-              <m:t>​</m:t>
-            </m:r>
-          </m:sup>
-          <m:e>
-            <m:r>
-              <m:t>I</m:t>
-            </m:r>
-          </m:e>
-        </m:nary>
-        <m:r>
-          <m:rPr>
-            <m:sty m:val="p"/>
-          </m:rPr>
-          <m:t>(</m:t>
-        </m:r>
-        <m:sSub>
-          <m:e>
-            <m:r>
-              <m:t>A</m:t>
-            </m:r>
-          </m:e>
-          <m:sub>
-            <m:r>
-              <m:t>i</m:t>
-            </m:r>
-          </m:sub>
-        </m:sSub>
-        <m:r>
-          <m:rPr>
-            <m:sty m:val="p"/>
-          </m:rPr>
-          <m:t>=</m:t>
-        </m:r>
-        <m:r>
-          <m:t>1</m:t>
-        </m:r>
-        <m:r>
-          <m:rPr>
-            <m:sty m:val="p"/>
-          </m:rPr>
-          <m:t>)</m:t>
-        </m:r>
-      </m:oMath>
-      <w:r>
-        <w:t xml:space="preserve">.</w:t>
-      </w:r>
-    </w:p>
+                <m:t>)</m:t>
+              </m:r>
+            </m:oMath>
+            <w:r>
+              <w:t xml:space="preserve">.</w:t>
+            </w:r>
+          </w:p>
+          <w:bookmarkEnd w:id="19"/>
+        </w:tc>
+      </w:tr>
+    </w:tbl>
     <w:p>
       <w:pPr>
         <w:pStyle w:val="BodyText"/>
@@ -5311,9 +5372,9 @@
         <w:t xml:space="preserve">- Positivity violations make ATE estimation unstable</w:t>
       </w:r>
     </w:p>
-    <w:bookmarkEnd w:id="19"/>
     <w:bookmarkEnd w:id="20"/>
-    <w:bookmarkStart w:id="23" w:name="Xa00788dd65246cfbaf24110e2d3b2d602d969b2"/>
+    <w:bookmarkEnd w:id="21"/>
+    <w:bookmarkStart w:id="24" w:name="Xa00788dd65246cfbaf24110e2d3b2d602d969b2"/>
     <w:p>
       <w:pPr>
         <w:pStyle w:val="Heading2"/>
@@ -5337,7 +5398,7 @@
         <w:t xml:space="preserve">Both IP weighting and standardization can estimate causal effects. How do they compare?</w:t>
       </w:r>
     </w:p>
-    <w:bookmarkStart w:id="21" w:name="comparison"/>
+    <w:bookmarkStart w:id="22" w:name="comparison"/>
     <w:p>
       <w:pPr>
         <w:pStyle w:val="Heading3"/>
@@ -5709,8 +5770,8 @@
         </w:tc>
       </w:tr>
     </w:tbl>
-    <w:bookmarkEnd w:id="21"/>
-    <w:bookmarkStart w:id="22" w:name="which-to-choose"/>
+    <w:bookmarkEnd w:id="22"/>
+    <w:bookmarkStart w:id="23" w:name="which-to-choose"/>
     <w:p>
       <w:pPr>
         <w:pStyle w:val="Heading3"/>
@@ -5845,9 +5906,9 @@
         <w:t xml:space="preserve">: Many researchers fit both methods as a sensitivity analysis. If results differ substantially, it suggests model misspecification in one or both approaches. This motivates the development of doubly robust methods that require only one model to be correct.</w:t>
       </w:r>
     </w:p>
-    <w:bookmarkEnd w:id="22"/>
     <w:bookmarkEnd w:id="23"/>
-    <w:bookmarkStart w:id="27" w:name="X33202e568bc0dbbbd9390d6fc2ce30baed7e879"/>
+    <w:bookmarkEnd w:id="24"/>
+    <w:bookmarkStart w:id="28" w:name="X33202e568bc0dbbbd9390d6fc2ce30baed7e879"/>
     <w:p>
       <w:pPr>
         <w:pStyle w:val="Heading2"/>
@@ -5884,7 +5945,7 @@
         <w:t xml:space="preserve">. How much does misspecification matter?</w:t>
       </w:r>
     </w:p>
-    <w:bookmarkStart w:id="24" w:name="model-misspecification"/>
+    <w:bookmarkStart w:id="25" w:name="model-misspecification"/>
     <w:p>
       <w:pPr>
         <w:pStyle w:val="Heading3"/>
@@ -6016,8 +6077,8 @@
         <w:t xml:space="preserve">: Predictions far from data may be poor</w:t>
       </w:r>
     </w:p>
-    <w:bookmarkEnd w:id="24"/>
-    <w:bookmarkStart w:id="25" w:name="strategies-for-model-selection"/>
+    <w:bookmarkEnd w:id="25"/>
+    <w:bookmarkStart w:id="26" w:name="strategies-for-model-selection"/>
     <w:p>
       <w:pPr>
         <w:pStyle w:val="Heading3"/>
@@ -6339,8 +6400,8 @@
         <w:t xml:space="preserve">from Chapter 11 applies here. With large samples, lean toward flexibility. With small samples, lean toward parsimony.</w:t>
       </w:r>
     </w:p>
-    <w:bookmarkEnd w:id="25"/>
-    <w:bookmarkStart w:id="26" w:name="example-polynomial-models-in-nhefs"/>
+    <w:bookmarkEnd w:id="26"/>
+    <w:bookmarkStart w:id="27" w:name="example-polynomial-models-in-nhefs"/>
     <w:p>
       <w:pPr>
         <w:pStyle w:val="Heading3"/>
@@ -6755,9 +6816,9 @@
         <w:t xml:space="preserve">interactions is especially important, as it allows the confounder-outcome relationship to differ between treated and untreated.</w:t>
       </w:r>
     </w:p>
-    <w:bookmarkEnd w:id="26"/>
     <w:bookmarkEnd w:id="27"/>
-    <w:bookmarkStart w:id="31" w:name="X4dca5661e01e1113dacddc7384ed8119a805469"/>
+    <w:bookmarkEnd w:id="28"/>
+    <w:bookmarkStart w:id="32" w:name="X4dca5661e01e1113dacddc7384ed8119a805469"/>
     <w:p>
       <w:pPr>
         <w:pStyle w:val="Heading2"/>
@@ -6794,7 +6855,7 @@
         <w:t xml:space="preserve">.</w:t>
       </w:r>
     </w:p>
-    <w:bookmarkStart w:id="28" w:name="continuous-treatment"/>
+    <w:bookmarkStart w:id="29" w:name="continuous-treatment"/>
     <w:p>
       <w:pPr>
         <w:pStyle w:val="Heading3"/>
@@ -7357,8 +7418,8 @@
         <w:t xml:space="preserve">dose-response curve</w:t>
       </w:r>
     </w:p>
-    <w:bookmarkEnd w:id="28"/>
-    <w:bookmarkStart w:id="30" w:name="dose-response-curve"/>
+    <w:bookmarkEnd w:id="29"/>
+    <w:bookmarkStart w:id="31" w:name="dose-response-curve"/>
     <w:p>
       <w:pPr>
         <w:pStyle w:val="Heading3"/>
@@ -7401,7 +7462,7 @@
               <w:spacing w:before="16" w:after="64"/>
             </w:pPr>
           </w:p>
-          <w:bookmarkStart w:id="29" w:name="def-dose-response"/>
+          <w:bookmarkStart w:id="30" w:name="def-dose-response"/>
           <w:p>
             <w:pPr>
               <w:pStyle w:val="BodyText"/>
@@ -7411,7 +7472,7 @@
                 <w:b/>
                 <w:bCs/>
               </w:rPr>
-              <w:t xml:space="preserve">Definition 3 (Dose-Response Curve)</w:t>
+              <w:t xml:space="preserve">Definition 4 (Dose-Response Curve)</w:t>
             </w:r>
             <w:r>
               <w:t xml:space="preserve"> </w:t>
@@ -7504,7 +7565,7 @@
               <w:t xml:space="preserve">For continuous treatment, this is a smooth curve rather than discrete points.</w:t>
             </w:r>
           </w:p>
-          <w:bookmarkEnd w:id="29"/>
+          <w:bookmarkEnd w:id="30"/>
         </w:tc>
       </w:tr>
     </w:tbl>
@@ -7929,9 +7990,9 @@
         <w:t xml:space="preserve">levels</w:t>
       </w:r>
     </w:p>
-    <w:bookmarkEnd w:id="30"/>
     <w:bookmarkEnd w:id="31"/>
-    <w:bookmarkStart w:id="34" w:name="X3bef83b6a5a2cb0e1c775319498055070332414"/>
+    <w:bookmarkEnd w:id="32"/>
+    <w:bookmarkStart w:id="35" w:name="X3bef83b6a5a2cb0e1c775319498055070332414"/>
     <w:p>
       <w:pPr>
         <w:pStyle w:val="Heading2"/>
@@ -7987,7 +8048,7 @@
         <w:t xml:space="preserve">using either approach.</w:t>
       </w:r>
     </w:p>
-    <w:bookmarkStart w:id="32" w:name="standardization-for-binary-outcomes"/>
+    <w:bookmarkStart w:id="33" w:name="standardization-for-binary-outcomes"/>
     <w:p>
       <w:pPr>
         <w:pStyle w:val="Heading3"/>
@@ -9145,8 +9206,8 @@
         </m:f>
       </m:oMath>
     </w:p>
-    <w:bookmarkEnd w:id="32"/>
-    <w:bookmarkStart w:id="33" w:name="ip-weighting-for-binary-outcomes"/>
+    <w:bookmarkEnd w:id="33"/>
+    <w:bookmarkStart w:id="34" w:name="ip-weighting-for-binary-outcomes"/>
     <w:p>
       <w:pPr>
         <w:pStyle w:val="Heading3"/>
@@ -9741,9 +9802,9 @@
         <w:t xml:space="preserve">IP weighting model choice determines which causal measure is estimated</w:t>
       </w:r>
     </w:p>
-    <w:bookmarkEnd w:id="33"/>
     <w:bookmarkEnd w:id="34"/>
-    <w:bookmarkStart w:id="38" w:name="summary"/>
+    <w:bookmarkEnd w:id="35"/>
+    <w:bookmarkStart w:id="39" w:name="summary"/>
     <w:p>
       <w:pPr>
         <w:pStyle w:val="Heading2"/>
@@ -10131,8 +10192,8 @@
         <w:t xml:space="preserve">Doubly robust methods will combine IP weighting and outcome modeling for improved robustness</w:t>
       </w:r>
     </w:p>
-    <w:bookmarkStart w:id="37" w:name="refs"/>
-    <w:bookmarkStart w:id="36" w:name="ref-hernan2020causal"/>
+    <w:bookmarkStart w:id="38" w:name="refs"/>
+    <w:bookmarkStart w:id="37" w:name="ref-hernan2020causal"/>
     <w:p>
       <w:pPr>
         <w:pStyle w:val="Bibliography"/>
@@ -10156,7 +10217,7 @@
       <w:r>
         <w:t xml:space="preserve"> </w:t>
       </w:r>
-      <w:hyperlink r:id="rId35">
+      <w:hyperlink r:id="rId36">
         <w:r>
           <w:rPr>
             <w:rStyle w:val="Hyperlink"/>
@@ -10168,9 +10229,9 @@
         <w:t xml:space="preserve">.</w:t>
       </w:r>
     </w:p>
-    <w:bookmarkEnd w:id="36"/>
     <w:bookmarkEnd w:id="37"/>
     <w:bookmarkEnd w:id="38"/>
+    <w:bookmarkEnd w:id="39"/>
     <w:sectPr>
       <w:footnotePr>
         <w:numRestart w:val="eachSect"/>

--- a/pr-preview/pr-78/chapters/13-standardization-parametric-g-formula-tracked-changes.docx
+++ b/pr-preview/pr-78/chapters/13-standardization-parametric-g-formula-tracked-changes.docx
@@ -3956,7 +3956,7 @@
     </w:p>
     <w:bookmarkEnd w:id="16"/>
     <w:bookmarkEnd w:id="17"/>
-    <w:bookmarkStart w:id="21" w:name="X5b87a68d3530eb2014f8bd7ba82704b379f1724"/>
+    <w:bookmarkStart w:id="22" w:name="X5b87a68d3530eb2014f8bd7ba82704b379f1724"/>
     <w:p>
       <w:pPr>
         <w:pStyle w:val="Heading2"/>
@@ -3996,7 +3996,7 @@
         <w:t xml:space="preserve">of confounders. We can also standardize to other distributions.</w:t>
       </w:r>
     </w:p>
-    <w:bookmarkStart w:id="18" w:name="alternative-reference-distributions"/>
+    <w:bookmarkStart w:id="19" w:name="alternative-reference-distributions"/>
     <w:p>
       <w:pPr>
         <w:pStyle w:val="Heading3"/>
@@ -4005,598 +4005,665 @@
         <w:t xml:space="preserve">3.1 Alternative Reference Distributions</w:t>
       </w:r>
     </w:p>
-    <w:p>
-      <w:pPr>
-        <w:pStyle w:val="FirstParagraph"/>
-      </w:pPr>
-      <w:r>
-        <w:rPr>
-          <w:b/>
-          <w:bCs/>
-        </w:rPr>
-        <w:t xml:space="preserve">Options for standardization</w:t>
-      </w:r>
-      <w:r>
-        <w:t xml:space="preserve">:</w:t>
-      </w:r>
-    </w:p>
-    <w:p>
-      <w:pPr>
-        <w:pStyle w:val="Compact"/>
-        <w:numPr>
-          <w:ilvl w:val="0"/>
-          <w:numId w:val="1005"/>
-        </w:numPr>
-      </w:pPr>
-      <w:r>
-        <w:rPr>
-          <w:b/>
-          <w:bCs/>
-        </w:rPr>
-        <w:t xml:space="preserve">Population distribution</w:t>
-      </w:r>
-      <w:r>
-        <w:t xml:space="preserve">:</w:t>
-      </w:r>
-      <w:r>
-        <w:t xml:space="preserve"> </w:t>
-      </w:r>
-      <m:oMath>
-        <m:nary>
-          <m:naryPr>
-            <m:chr m:val="∑"/>
-            <m:limLoc m:val="undOvr"/>
-            <m:subHide m:val="off"/>
-            <m:supHide m:val="on"/>
-          </m:naryPr>
-          <m:sub>
-            <m:r>
-              <m:t>ℓ</m:t>
-            </m:r>
-          </m:sub>
-          <m:sup>
-            <m:r>
-              <m:t>​</m:t>
-            </m:r>
-          </m:sup>
-          <m:e>
-            <m:r>
-              <m:rPr>
-                <m:nor/>
-                <m:sty m:val="p"/>
-              </m:rPr>
-              <m:t>E</m:t>
-            </m:r>
-          </m:e>
-        </m:nary>
-        <m:d>
-          <m:dPr>
-            <m:begChr m:val="["/>
-            <m:sepChr m:val=""/>
-            <m:endChr m:val="]"/>
-            <m:grow/>
-          </m:dPr>
-          <m:e>
-            <m:r>
-              <m:t>Y</m:t>
-            </m:r>
-            <m:r>
-              <m:rPr>
-                <m:sty m:val="p"/>
-              </m:rPr>
-              <m:t>∣</m:t>
-            </m:r>
-            <m:r>
-              <m:t>A</m:t>
-            </m:r>
-            <m:r>
-              <m:rPr>
-                <m:sty m:val="p"/>
-              </m:rPr>
-              <m:t>=</m:t>
-            </m:r>
-            <m:r>
-              <m:t>a</m:t>
-            </m:r>
-            <m:r>
-              <m:rPr>
-                <m:sty m:val="p"/>
-              </m:rPr>
-              <m:t>,</m:t>
-            </m:r>
-            <m:r>
-              <m:t>L</m:t>
-            </m:r>
-            <m:r>
-              <m:rPr>
-                <m:sty m:val="p"/>
-              </m:rPr>
-              <m:t>=</m:t>
-            </m:r>
-            <m:r>
-              <m:t>ℓ</m:t>
-            </m:r>
-          </m:e>
-        </m:d>
-        <m:r>
-          <m:rPr>
-            <m:sty m:val="p"/>
-          </m:rPr>
-          <m:t>Pr</m:t>
-        </m:r>
-        <m:r>
-          <m:rPr>
-            <m:sty m:val="p"/>
-          </m:rPr>
-          <m:t>[</m:t>
-        </m:r>
-        <m:r>
-          <m:t>L</m:t>
-        </m:r>
-        <m:r>
-          <m:rPr>
-            <m:sty m:val="p"/>
-          </m:rPr>
-          <m:t>=</m:t>
-        </m:r>
-        <m:r>
-          <m:t>ℓ</m:t>
-        </m:r>
-        <m:r>
-          <m:rPr>
-            <m:sty m:val="p"/>
-          </m:rPr>
-          <m:t>]</m:t>
-        </m:r>
-      </m:oMath>
-      <w:r>
-        <w:t xml:space="preserve"> </w:t>
-      </w:r>
-      <w:r>
-        <w:t xml:space="preserve">(standard g-formula)</w:t>
-      </w:r>
-    </w:p>
-    <w:p>
-      <w:pPr>
-        <w:pStyle w:val="Compact"/>
-        <w:numPr>
-          <w:ilvl w:val="0"/>
-          <w:numId w:val="1005"/>
-        </w:numPr>
-      </w:pPr>
-      <w:r>
-        <w:rPr>
-          <w:b/>
-          <w:bCs/>
-        </w:rPr>
-        <w:t xml:space="preserve">Treated distribution</w:t>
-      </w:r>
-      <w:r>
-        <w:t xml:space="preserve">:</w:t>
-      </w:r>
-      <w:r>
-        <w:t xml:space="preserve"> </w:t>
-      </w:r>
-      <m:oMath>
-        <m:nary>
-          <m:naryPr>
-            <m:chr m:val="∑"/>
-            <m:limLoc m:val="undOvr"/>
-            <m:subHide m:val="off"/>
-            <m:supHide m:val="on"/>
-          </m:naryPr>
-          <m:sub>
-            <m:r>
-              <m:t>ℓ</m:t>
-            </m:r>
-          </m:sub>
-          <m:sup>
-            <m:r>
-              <m:t>​</m:t>
-            </m:r>
-          </m:sup>
-          <m:e>
-            <m:r>
-              <m:rPr>
-                <m:nor/>
-                <m:sty m:val="p"/>
-              </m:rPr>
-              <m:t>E</m:t>
-            </m:r>
-          </m:e>
-        </m:nary>
-        <m:d>
-          <m:dPr>
-            <m:begChr m:val="["/>
-            <m:sepChr m:val=""/>
-            <m:endChr m:val="]"/>
-            <m:grow/>
-          </m:dPr>
-          <m:e>
-            <m:r>
-              <m:t>Y</m:t>
-            </m:r>
-            <m:r>
-              <m:rPr>
-                <m:sty m:val="p"/>
-              </m:rPr>
-              <m:t>∣</m:t>
-            </m:r>
-            <m:r>
-              <m:t>A</m:t>
-            </m:r>
-            <m:r>
-              <m:rPr>
-                <m:sty m:val="p"/>
-              </m:rPr>
-              <m:t>=</m:t>
-            </m:r>
-            <m:r>
-              <m:t>a</m:t>
-            </m:r>
-            <m:r>
-              <m:rPr>
-                <m:sty m:val="p"/>
-              </m:rPr>
-              <m:t>,</m:t>
-            </m:r>
-            <m:r>
-              <m:t>L</m:t>
-            </m:r>
-            <m:r>
-              <m:rPr>
-                <m:sty m:val="p"/>
-              </m:rPr>
-              <m:t>=</m:t>
-            </m:r>
-            <m:r>
-              <m:t>ℓ</m:t>
-            </m:r>
-          </m:e>
-        </m:d>
-        <m:r>
-          <m:rPr>
-            <m:sty m:val="p"/>
-          </m:rPr>
-          <m:t>Pr</m:t>
-        </m:r>
-        <m:r>
-          <m:rPr>
-            <m:sty m:val="p"/>
-          </m:rPr>
-          <m:t>[</m:t>
-        </m:r>
-        <m:r>
-          <m:t>L</m:t>
-        </m:r>
-        <m:r>
-          <m:rPr>
-            <m:sty m:val="p"/>
-          </m:rPr>
-          <m:t>=</m:t>
-        </m:r>
-        <m:r>
-          <m:t>ℓ</m:t>
-        </m:r>
-        <m:r>
-          <m:rPr>
-            <m:sty m:val="p"/>
-          </m:rPr>
-          <m:t>∣</m:t>
-        </m:r>
-        <m:r>
-          <m:t>A</m:t>
-        </m:r>
-        <m:r>
-          <m:rPr>
-            <m:sty m:val="p"/>
-          </m:rPr>
-          <m:t>=</m:t>
-        </m:r>
-        <m:r>
-          <m:t>1</m:t>
-        </m:r>
-        <m:r>
-          <m:rPr>
-            <m:sty m:val="p"/>
-          </m:rPr>
-          <m:t>]</m:t>
-        </m:r>
-      </m:oMath>
-    </w:p>
-    <w:p>
-      <w:pPr>
-        <w:pStyle w:val="Compact"/>
-        <w:numPr>
-          <w:ilvl w:val="0"/>
-          <w:numId w:val="1005"/>
-        </w:numPr>
-      </w:pPr>
-      <w:r>
-        <w:rPr>
-          <w:b/>
-          <w:bCs/>
-        </w:rPr>
-        <w:t xml:space="preserve">Untreated distribution</w:t>
-      </w:r>
-      <w:r>
-        <w:t xml:space="preserve">:</w:t>
-      </w:r>
-      <w:r>
-        <w:t xml:space="preserve"> </w:t>
-      </w:r>
-      <m:oMath>
-        <m:nary>
-          <m:naryPr>
-            <m:chr m:val="∑"/>
-            <m:limLoc m:val="undOvr"/>
-            <m:subHide m:val="off"/>
-            <m:supHide m:val="on"/>
-          </m:naryPr>
-          <m:sub>
-            <m:r>
-              <m:t>ℓ</m:t>
-            </m:r>
-          </m:sub>
-          <m:sup>
-            <m:r>
-              <m:t>​</m:t>
-            </m:r>
-          </m:sup>
-          <m:e>
-            <m:r>
-              <m:rPr>
-                <m:nor/>
-                <m:sty m:val="p"/>
-              </m:rPr>
-              <m:t>E</m:t>
-            </m:r>
-          </m:e>
-        </m:nary>
-        <m:d>
-          <m:dPr>
-            <m:begChr m:val="["/>
-            <m:sepChr m:val=""/>
-            <m:endChr m:val="]"/>
-            <m:grow/>
-          </m:dPr>
-          <m:e>
-            <m:r>
-              <m:t>Y</m:t>
-            </m:r>
-            <m:r>
-              <m:rPr>
-                <m:sty m:val="p"/>
-              </m:rPr>
-              <m:t>∣</m:t>
-            </m:r>
-            <m:r>
-              <m:t>A</m:t>
-            </m:r>
-            <m:r>
-              <m:rPr>
-                <m:sty m:val="p"/>
-              </m:rPr>
-              <m:t>=</m:t>
-            </m:r>
-            <m:r>
-              <m:t>a</m:t>
-            </m:r>
-            <m:r>
-              <m:rPr>
-                <m:sty m:val="p"/>
-              </m:rPr>
-              <m:t>,</m:t>
-            </m:r>
-            <m:r>
-              <m:t>L</m:t>
-            </m:r>
-            <m:r>
-              <m:rPr>
-                <m:sty m:val="p"/>
-              </m:rPr>
-              <m:t>=</m:t>
-            </m:r>
-            <m:r>
-              <m:t>ℓ</m:t>
-            </m:r>
-          </m:e>
-        </m:d>
-        <m:r>
-          <m:rPr>
-            <m:sty m:val="p"/>
-          </m:rPr>
-          <m:t>Pr</m:t>
-        </m:r>
-        <m:r>
-          <m:rPr>
-            <m:sty m:val="p"/>
-          </m:rPr>
-          <m:t>[</m:t>
-        </m:r>
-        <m:r>
-          <m:t>L</m:t>
-        </m:r>
-        <m:r>
-          <m:rPr>
-            <m:sty m:val="p"/>
-          </m:rPr>
-          <m:t>=</m:t>
-        </m:r>
-        <m:r>
-          <m:t>ℓ</m:t>
-        </m:r>
-        <m:r>
-          <m:rPr>
-            <m:sty m:val="p"/>
-          </m:rPr>
-          <m:t>∣</m:t>
-        </m:r>
-        <m:r>
-          <m:t>A</m:t>
-        </m:r>
-        <m:r>
-          <m:rPr>
-            <m:sty m:val="p"/>
-          </m:rPr>
-          <m:t>=</m:t>
-        </m:r>
-        <m:r>
-          <m:t>0</m:t>
-        </m:r>
-        <m:r>
-          <m:rPr>
-            <m:sty m:val="p"/>
-          </m:rPr>
-          <m:t>]</m:t>
-        </m:r>
-      </m:oMath>
-    </w:p>
-    <w:p>
-      <w:pPr>
-        <w:pStyle w:val="Compact"/>
-        <w:numPr>
-          <w:ilvl w:val="0"/>
-          <w:numId w:val="1005"/>
-        </w:numPr>
-      </w:pPr>
-      <w:r>
-        <w:rPr>
-          <w:b/>
-          <w:bCs/>
-        </w:rPr>
-        <w:t xml:space="preserve">External distribution</w:t>
-      </w:r>
-      <w:r>
-        <w:t xml:space="preserve">:</w:t>
-      </w:r>
-      <w:r>
-        <w:t xml:space="preserve"> </w:t>
-      </w:r>
-      <m:oMath>
-        <m:nary>
-          <m:naryPr>
-            <m:chr m:val="∑"/>
-            <m:limLoc m:val="undOvr"/>
-            <m:subHide m:val="off"/>
-            <m:supHide m:val="on"/>
-          </m:naryPr>
-          <m:sub>
-            <m:r>
-              <m:t>ℓ</m:t>
-            </m:r>
-          </m:sub>
-          <m:sup>
-            <m:r>
-              <m:t>​</m:t>
-            </m:r>
-          </m:sup>
-          <m:e>
-            <m:r>
-              <m:rPr>
-                <m:nor/>
-                <m:sty m:val="p"/>
-              </m:rPr>
-              <m:t>E</m:t>
-            </m:r>
-          </m:e>
-        </m:nary>
-        <m:d>
-          <m:dPr>
-            <m:begChr m:val="["/>
-            <m:sepChr m:val=""/>
-            <m:endChr m:val="]"/>
-            <m:grow/>
-          </m:dPr>
-          <m:e>
-            <m:r>
-              <m:t>Y</m:t>
-            </m:r>
-            <m:r>
-              <m:rPr>
-                <m:sty m:val="p"/>
-              </m:rPr>
-              <m:t>∣</m:t>
-            </m:r>
-            <m:r>
-              <m:t>A</m:t>
-            </m:r>
-            <m:r>
-              <m:rPr>
-                <m:sty m:val="p"/>
-              </m:rPr>
-              <m:t>=</m:t>
-            </m:r>
-            <m:r>
-              <m:t>a</m:t>
-            </m:r>
-            <m:r>
-              <m:rPr>
-                <m:sty m:val="p"/>
-              </m:rPr>
-              <m:t>,</m:t>
-            </m:r>
-            <m:r>
-              <m:t>L</m:t>
-            </m:r>
-            <m:r>
-              <m:rPr>
-                <m:sty m:val="p"/>
-              </m:rPr>
-              <m:t>=</m:t>
-            </m:r>
-            <m:r>
-              <m:t>ℓ</m:t>
-            </m:r>
-          </m:e>
-        </m:d>
-        <m:sSub>
-          <m:e>
-            <m:r>
-              <m:rPr>
-                <m:sty m:val="p"/>
-              </m:rPr>
-              <m:t>Pr</m:t>
-            </m:r>
-          </m:e>
-          <m:sub>
-            <m:r>
-              <m:rPr>
-                <m:nor/>
-                <m:sty m:val="p"/>
-              </m:rPr>
-              <m:t>ext</m:t>
-            </m:r>
-          </m:sub>
-        </m:sSub>
-        <m:r>
-          <m:rPr>
-            <m:sty m:val="p"/>
-          </m:rPr>
-          <m:t>[</m:t>
-        </m:r>
-        <m:r>
-          <m:t>L</m:t>
-        </m:r>
-        <m:r>
-          <m:rPr>
-            <m:sty m:val="p"/>
-          </m:rPr>
-          <m:t>=</m:t>
-        </m:r>
-        <m:r>
-          <m:t>ℓ</m:t>
-        </m:r>
-        <m:r>
-          <m:rPr>
-            <m:sty m:val="p"/>
-          </m:rPr>
-          <m:t>]</m:t>
-        </m:r>
-      </m:oMath>
-    </w:p>
-    <w:bookmarkEnd w:id="18"/>
-    <w:bookmarkStart w:id="20" w:name="att-vs-ate"/>
+    <w:tbl>
+      <w:tblPr>
+        <w:tblStyle w:val="Table"/>
+        <w:tblInd w:w="164" w:type="dxa"/>
+        <w:tblBorders>
+          <w:left w:val="single" w:sz="24" w:space="0" w:color="909090"/>
+        </w:tblBorders>
+        <w:tblCellMar>
+          <w:left w:w="0" w:type="dxa"/>
+          <w:right w:w="0" w:type="dxa"/>
+        </w:tblCellMar>
+        <w:tblLook w:firstRow="0" w:lastRow="0" w:firstColumn="0" w:lastColumn="0" w:noHBand="0" w:noVBand="0" w:val="0000"/>
+      </w:tblPr>
+      <w:tblGrid>
+        <w:gridCol w:w="7920"/>
+      </w:tblGrid>
+      <w:tr>
+        <w:trPr>
+          <w:cantSplit/>
+        </w:trPr>
+        <w:tc>
+          <w:tcPr>
+            <w:tcMar>
+              <w:left w:w="144" w:type="dxa"/>
+            </w:tcMar>
+          </w:tcPr>
+          <w:p>
+            <w:pPr>
+              <w:pStyle w:val="FirstParagraph"/>
+            </w:pPr>
+            <w:pPr>
+              <w:spacing w:before="16" w:after="64"/>
+            </w:pPr>
+          </w:p>
+          <w:bookmarkStart w:id="18" w:name="def-standardization-distributions"/>
+          <w:p>
+            <w:pPr>
+              <w:pStyle w:val="BodyText"/>
+            </w:pPr>
+            <w:r>
+              <w:rPr>
+                <w:b/>
+                <w:bCs/>
+              </w:rPr>
+              <w:t xml:space="preserve">Definition 3 (Reference Distributions for Standardization)</w:t>
+            </w:r>
+            <w:r>
+              <w:t xml:space="preserve"> </w:t>
+            </w:r>
+            <w:r>
+              <w:t xml:space="preserve">The g-formula can standardize the mean outcome under treatment</w:t>
+            </w:r>
+            <w:r>
+              <w:t xml:space="preserve"> </w:t>
+            </w:r>
+            <m:oMath>
+              <m:r>
+                <m:t>a</m:t>
+              </m:r>
+            </m:oMath>
+            <w:r>
+              <w:t xml:space="preserve"> </w:t>
+            </w:r>
+            <w:r>
+              <w:t xml:space="preserve">to different reference distributions of</w:t>
+            </w:r>
+            <w:r>
+              <w:t xml:space="preserve"> </w:t>
+            </w:r>
+            <m:oMath>
+              <m:r>
+                <m:t>L</m:t>
+              </m:r>
+            </m:oMath>
+            <w:r>
+              <w:t xml:space="preserve">:</w:t>
+            </w:r>
+          </w:p>
+          <w:p>
+            <w:pPr>
+              <w:pStyle w:val="Compact"/>
+              <w:numPr>
+                <w:ilvl w:val="0"/>
+                <w:numId w:val="1005"/>
+              </w:numPr>
+            </w:pPr>
+            <w:r>
+              <w:rPr>
+                <w:b/>
+                <w:bCs/>
+              </w:rPr>
+              <w:t xml:space="preserve">Population distribution</w:t>
+            </w:r>
+            <w:r>
+              <w:t xml:space="preserve">:</w:t>
+            </w:r>
+            <w:r>
+              <w:t xml:space="preserve"> </w:t>
+            </w:r>
+            <m:oMath>
+              <m:nary>
+                <m:naryPr>
+                  <m:chr m:val="∑"/>
+                  <m:limLoc m:val="undOvr"/>
+                  <m:subHide m:val="off"/>
+                  <m:supHide m:val="on"/>
+                </m:naryPr>
+                <m:sub>
+                  <m:r>
+                    <m:t>ℓ</m:t>
+                  </m:r>
+                </m:sub>
+                <m:sup>
+                  <m:r>
+                    <m:t>​</m:t>
+                  </m:r>
+                </m:sup>
+                <m:e>
+                  <m:r>
+                    <m:rPr>
+                      <m:nor/>
+                      <m:sty m:val="p"/>
+                    </m:rPr>
+                    <m:t>E</m:t>
+                  </m:r>
+                </m:e>
+              </m:nary>
+              <m:d>
+                <m:dPr>
+                  <m:begChr m:val="["/>
+                  <m:sepChr m:val=""/>
+                  <m:endChr m:val="]"/>
+                  <m:grow/>
+                </m:dPr>
+                <m:e>
+                  <m:r>
+                    <m:t>Y</m:t>
+                  </m:r>
+                  <m:r>
+                    <m:rPr>
+                      <m:sty m:val="p"/>
+                    </m:rPr>
+                    <m:t>∣</m:t>
+                  </m:r>
+                  <m:r>
+                    <m:t>A</m:t>
+                  </m:r>
+                  <m:r>
+                    <m:rPr>
+                      <m:sty m:val="p"/>
+                    </m:rPr>
+                    <m:t>=</m:t>
+                  </m:r>
+                  <m:r>
+                    <m:t>a</m:t>
+                  </m:r>
+                  <m:r>
+                    <m:rPr>
+                      <m:sty m:val="p"/>
+                    </m:rPr>
+                    <m:t>,</m:t>
+                  </m:r>
+                  <m:r>
+                    <m:t>L</m:t>
+                  </m:r>
+                  <m:r>
+                    <m:rPr>
+                      <m:sty m:val="p"/>
+                    </m:rPr>
+                    <m:t>=</m:t>
+                  </m:r>
+                  <m:r>
+                    <m:t>ℓ</m:t>
+                  </m:r>
+                </m:e>
+              </m:d>
+              <m:r>
+                <m:rPr>
+                  <m:sty m:val="p"/>
+                </m:rPr>
+                <m:t>Pr</m:t>
+              </m:r>
+              <m:r>
+                <m:rPr>
+                  <m:sty m:val="p"/>
+                </m:rPr>
+                <m:t>[</m:t>
+              </m:r>
+              <m:r>
+                <m:t>L</m:t>
+              </m:r>
+              <m:r>
+                <m:rPr>
+                  <m:sty m:val="p"/>
+                </m:rPr>
+                <m:t>=</m:t>
+              </m:r>
+              <m:r>
+                <m:t>ℓ</m:t>
+              </m:r>
+              <m:r>
+                <m:rPr>
+                  <m:sty m:val="p"/>
+                </m:rPr>
+                <m:t>]</m:t>
+              </m:r>
+            </m:oMath>
+            <w:r>
+              <w:t xml:space="preserve"> </w:t>
+            </w:r>
+            <w:r>
+              <w:t xml:space="preserve">(standard g-formula)</w:t>
+            </w:r>
+          </w:p>
+          <w:p>
+            <w:pPr>
+              <w:pStyle w:val="Compact"/>
+              <w:numPr>
+                <w:ilvl w:val="0"/>
+                <w:numId w:val="1005"/>
+              </w:numPr>
+            </w:pPr>
+            <w:r>
+              <w:rPr>
+                <w:b/>
+                <w:bCs/>
+              </w:rPr>
+              <w:t xml:space="preserve">Treated distribution</w:t>
+            </w:r>
+            <w:r>
+              <w:t xml:space="preserve">:</w:t>
+            </w:r>
+            <w:r>
+              <w:t xml:space="preserve"> </w:t>
+            </w:r>
+            <m:oMath>
+              <m:nary>
+                <m:naryPr>
+                  <m:chr m:val="∑"/>
+                  <m:limLoc m:val="undOvr"/>
+                  <m:subHide m:val="off"/>
+                  <m:supHide m:val="on"/>
+                </m:naryPr>
+                <m:sub>
+                  <m:r>
+                    <m:t>ℓ</m:t>
+                  </m:r>
+                </m:sub>
+                <m:sup>
+                  <m:r>
+                    <m:t>​</m:t>
+                  </m:r>
+                </m:sup>
+                <m:e>
+                  <m:r>
+                    <m:rPr>
+                      <m:nor/>
+                      <m:sty m:val="p"/>
+                    </m:rPr>
+                    <m:t>E</m:t>
+                  </m:r>
+                </m:e>
+              </m:nary>
+              <m:d>
+                <m:dPr>
+                  <m:begChr m:val="["/>
+                  <m:sepChr m:val=""/>
+                  <m:endChr m:val="]"/>
+                  <m:grow/>
+                </m:dPr>
+                <m:e>
+                  <m:r>
+                    <m:t>Y</m:t>
+                  </m:r>
+                  <m:r>
+                    <m:rPr>
+                      <m:sty m:val="p"/>
+                    </m:rPr>
+                    <m:t>∣</m:t>
+                  </m:r>
+                  <m:r>
+                    <m:t>A</m:t>
+                  </m:r>
+                  <m:r>
+                    <m:rPr>
+                      <m:sty m:val="p"/>
+                    </m:rPr>
+                    <m:t>=</m:t>
+                  </m:r>
+                  <m:r>
+                    <m:t>a</m:t>
+                  </m:r>
+                  <m:r>
+                    <m:rPr>
+                      <m:sty m:val="p"/>
+                    </m:rPr>
+                    <m:t>,</m:t>
+                  </m:r>
+                  <m:r>
+                    <m:t>L</m:t>
+                  </m:r>
+                  <m:r>
+                    <m:rPr>
+                      <m:sty m:val="p"/>
+                    </m:rPr>
+                    <m:t>=</m:t>
+                  </m:r>
+                  <m:r>
+                    <m:t>ℓ</m:t>
+                  </m:r>
+                </m:e>
+              </m:d>
+              <m:r>
+                <m:rPr>
+                  <m:sty m:val="p"/>
+                </m:rPr>
+                <m:t>Pr</m:t>
+              </m:r>
+              <m:r>
+                <m:rPr>
+                  <m:sty m:val="p"/>
+                </m:rPr>
+                <m:t>[</m:t>
+              </m:r>
+              <m:r>
+                <m:t>L</m:t>
+              </m:r>
+              <m:r>
+                <m:rPr>
+                  <m:sty m:val="p"/>
+                </m:rPr>
+                <m:t>=</m:t>
+              </m:r>
+              <m:r>
+                <m:t>ℓ</m:t>
+              </m:r>
+              <m:r>
+                <m:rPr>
+                  <m:sty m:val="p"/>
+                </m:rPr>
+                <m:t>∣</m:t>
+              </m:r>
+              <m:r>
+                <m:t>A</m:t>
+              </m:r>
+              <m:r>
+                <m:rPr>
+                  <m:sty m:val="p"/>
+                </m:rPr>
+                <m:t>=</m:t>
+              </m:r>
+              <m:r>
+                <m:t>1</m:t>
+              </m:r>
+              <m:r>
+                <m:rPr>
+                  <m:sty m:val="p"/>
+                </m:rPr>
+                <m:t>]</m:t>
+              </m:r>
+            </m:oMath>
+          </w:p>
+          <w:p>
+            <w:pPr>
+              <w:pStyle w:val="Compact"/>
+              <w:numPr>
+                <w:ilvl w:val="0"/>
+                <w:numId w:val="1005"/>
+              </w:numPr>
+            </w:pPr>
+            <w:r>
+              <w:rPr>
+                <w:b/>
+                <w:bCs/>
+              </w:rPr>
+              <w:t xml:space="preserve">Untreated distribution</w:t>
+            </w:r>
+            <w:r>
+              <w:t xml:space="preserve">:</w:t>
+            </w:r>
+            <w:r>
+              <w:t xml:space="preserve"> </w:t>
+            </w:r>
+            <m:oMath>
+              <m:nary>
+                <m:naryPr>
+                  <m:chr m:val="∑"/>
+                  <m:limLoc m:val="undOvr"/>
+                  <m:subHide m:val="off"/>
+                  <m:supHide m:val="on"/>
+                </m:naryPr>
+                <m:sub>
+                  <m:r>
+                    <m:t>ℓ</m:t>
+                  </m:r>
+                </m:sub>
+                <m:sup>
+                  <m:r>
+                    <m:t>​</m:t>
+                  </m:r>
+                </m:sup>
+                <m:e>
+                  <m:r>
+                    <m:rPr>
+                      <m:nor/>
+                      <m:sty m:val="p"/>
+                    </m:rPr>
+                    <m:t>E</m:t>
+                  </m:r>
+                </m:e>
+              </m:nary>
+              <m:d>
+                <m:dPr>
+                  <m:begChr m:val="["/>
+                  <m:sepChr m:val=""/>
+                  <m:endChr m:val="]"/>
+                  <m:grow/>
+                </m:dPr>
+                <m:e>
+                  <m:r>
+                    <m:t>Y</m:t>
+                  </m:r>
+                  <m:r>
+                    <m:rPr>
+                      <m:sty m:val="p"/>
+                    </m:rPr>
+                    <m:t>∣</m:t>
+                  </m:r>
+                  <m:r>
+                    <m:t>A</m:t>
+                  </m:r>
+                  <m:r>
+                    <m:rPr>
+                      <m:sty m:val="p"/>
+                    </m:rPr>
+                    <m:t>=</m:t>
+                  </m:r>
+                  <m:r>
+                    <m:t>a</m:t>
+                  </m:r>
+                  <m:r>
+                    <m:rPr>
+                      <m:sty m:val="p"/>
+                    </m:rPr>
+                    <m:t>,</m:t>
+                  </m:r>
+                  <m:r>
+                    <m:t>L</m:t>
+                  </m:r>
+                  <m:r>
+                    <m:rPr>
+                      <m:sty m:val="p"/>
+                    </m:rPr>
+                    <m:t>=</m:t>
+                  </m:r>
+                  <m:r>
+                    <m:t>ℓ</m:t>
+                  </m:r>
+                </m:e>
+              </m:d>
+              <m:r>
+                <m:rPr>
+                  <m:sty m:val="p"/>
+                </m:rPr>
+                <m:t>Pr</m:t>
+              </m:r>
+              <m:r>
+                <m:rPr>
+                  <m:sty m:val="p"/>
+                </m:rPr>
+                <m:t>[</m:t>
+              </m:r>
+              <m:r>
+                <m:t>L</m:t>
+              </m:r>
+              <m:r>
+                <m:rPr>
+                  <m:sty m:val="p"/>
+                </m:rPr>
+                <m:t>=</m:t>
+              </m:r>
+              <m:r>
+                <m:t>ℓ</m:t>
+              </m:r>
+              <m:r>
+                <m:rPr>
+                  <m:sty m:val="p"/>
+                </m:rPr>
+                <m:t>∣</m:t>
+              </m:r>
+              <m:r>
+                <m:t>A</m:t>
+              </m:r>
+              <m:r>
+                <m:rPr>
+                  <m:sty m:val="p"/>
+                </m:rPr>
+                <m:t>=</m:t>
+              </m:r>
+              <m:r>
+                <m:t>0</m:t>
+              </m:r>
+              <m:r>
+                <m:rPr>
+                  <m:sty m:val="p"/>
+                </m:rPr>
+                <m:t>]</m:t>
+              </m:r>
+            </m:oMath>
+          </w:p>
+          <w:p>
+            <w:pPr>
+              <w:pStyle w:val="Compact"/>
+              <w:numPr>
+                <w:ilvl w:val="0"/>
+                <w:numId w:val="1005"/>
+              </w:numPr>
+            </w:pPr>
+            <w:r>
+              <w:rPr>
+                <w:b/>
+                <w:bCs/>
+              </w:rPr>
+              <w:t xml:space="preserve">External distribution</w:t>
+            </w:r>
+            <w:r>
+              <w:t xml:space="preserve">:</w:t>
+            </w:r>
+            <w:r>
+              <w:t xml:space="preserve"> </w:t>
+            </w:r>
+            <m:oMath>
+              <m:nary>
+                <m:naryPr>
+                  <m:chr m:val="∑"/>
+                  <m:limLoc m:val="undOvr"/>
+                  <m:subHide m:val="off"/>
+                  <m:supHide m:val="on"/>
+                </m:naryPr>
+                <m:sub>
+                  <m:r>
+                    <m:t>ℓ</m:t>
+                  </m:r>
+                </m:sub>
+                <m:sup>
+                  <m:r>
+                    <m:t>​</m:t>
+                  </m:r>
+                </m:sup>
+                <m:e>
+                  <m:r>
+                    <m:rPr>
+                      <m:nor/>
+                      <m:sty m:val="p"/>
+                    </m:rPr>
+                    <m:t>E</m:t>
+                  </m:r>
+                </m:e>
+              </m:nary>
+              <m:d>
+                <m:dPr>
+                  <m:begChr m:val="["/>
+                  <m:sepChr m:val=""/>
+                  <m:endChr m:val="]"/>
+                  <m:grow/>
+                </m:dPr>
+                <m:e>
+                  <m:r>
+                    <m:t>Y</m:t>
+                  </m:r>
+                  <m:r>
+                    <m:rPr>
+                      <m:sty m:val="p"/>
+                    </m:rPr>
+                    <m:t>∣</m:t>
+                  </m:r>
+                  <m:r>
+                    <m:t>A</m:t>
+                  </m:r>
+                  <m:r>
+                    <m:rPr>
+                      <m:sty m:val="p"/>
+                    </m:rPr>
+                    <m:t>=</m:t>
+                  </m:r>
+                  <m:r>
+                    <m:t>a</m:t>
+                  </m:r>
+                  <m:r>
+                    <m:rPr>
+                      <m:sty m:val="p"/>
+                    </m:rPr>
+                    <m:t>,</m:t>
+                  </m:r>
+                  <m:r>
+                    <m:t>L</m:t>
+                  </m:r>
+                  <m:r>
+                    <m:rPr>
+                      <m:sty m:val="p"/>
+                    </m:rPr>
+                    <m:t>=</m:t>
+                  </m:r>
+                  <m:r>
+                    <m:t>ℓ</m:t>
+                  </m:r>
+                </m:e>
+              </m:d>
+              <m:sSub>
+                <m:e>
+                  <m:r>
+                    <m:rPr>
+                      <m:sty m:val="p"/>
+                    </m:rPr>
+                    <m:t>Pr</m:t>
+                  </m:r>
+                </m:e>
+                <m:sub>
+                  <m:r>
+                    <m:rPr>
+                      <m:nor/>
+                      <m:sty m:val="p"/>
+                    </m:rPr>
+                    <m:t>ext</m:t>
+                  </m:r>
+                </m:sub>
+              </m:sSub>
+              <m:r>
+                <m:rPr>
+                  <m:sty m:val="p"/>
+                </m:rPr>
+                <m:t>[</m:t>
+              </m:r>
+              <m:r>
+                <m:t>L</m:t>
+              </m:r>
+              <m:r>
+                <m:rPr>
+                  <m:sty m:val="p"/>
+                </m:rPr>
+                <m:t>=</m:t>
+              </m:r>
+              <m:r>
+                <m:t>ℓ</m:t>
+              </m:r>
+              <m:r>
+                <m:rPr>
+                  <m:sty m:val="p"/>
+                </m:rPr>
+                <m:t>]</m:t>
+              </m:r>
+            </m:oMath>
+          </w:p>
+          <w:bookmarkEnd w:id="18"/>
+        </w:tc>
+      </w:tr>
+    </w:tbl>
+    <w:bookmarkEnd w:id="19"/>
+    <w:bookmarkStart w:id="21" w:name="att-vs-ate"/>
     <w:p>
       <w:pPr>
         <w:pStyle w:val="Heading3"/>
@@ -4767,7 +4834,7 @@
               <w:spacing w:before="16" w:after="64"/>
             </w:pPr>
           </w:p>
-          <w:bookmarkStart w:id="19" w:name="def-att"/>
+          <w:bookmarkStart w:id="20" w:name="def-att"/>
           <w:p>
             <w:pPr>
               <w:pStyle w:val="BodyText"/>
@@ -4777,7 +4844,7 @@
                 <w:b/>
                 <w:bCs/>
               </w:rPr>
-              <w:t xml:space="preserve">Definition 3 (Average Treatment Effect in the Treated (ATT))</w:t>
+              <w:t xml:space="preserve">Definition 4 (Average Treatment Effect in the Treated (ATT))</w:t>
             </w:r>
             <w:r>
               <w:t xml:space="preserve"> </w:t>
@@ -5277,7 +5344,7 @@
               <w:t xml:space="preserve">.</w:t>
             </w:r>
           </w:p>
-          <w:bookmarkEnd w:id="19"/>
+          <w:bookmarkEnd w:id="20"/>
         </w:tc>
       </w:tr>
     </w:tbl>
@@ -5372,9 +5439,9 @@
         <w:t xml:space="preserve">- Positivity violations make ATE estimation unstable</w:t>
       </w:r>
     </w:p>
-    <w:bookmarkEnd w:id="20"/>
     <w:bookmarkEnd w:id="21"/>
-    <w:bookmarkStart w:id="24" w:name="Xa00788dd65246cfbaf24110e2d3b2d602d969b2"/>
+    <w:bookmarkEnd w:id="22"/>
+    <w:bookmarkStart w:id="25" w:name="Xa00788dd65246cfbaf24110e2d3b2d602d969b2"/>
     <w:p>
       <w:pPr>
         <w:pStyle w:val="Heading2"/>
@@ -5398,7 +5465,7 @@
         <w:t xml:space="preserve">Both IP weighting and standardization can estimate causal effects. How do they compare?</w:t>
       </w:r>
     </w:p>
-    <w:bookmarkStart w:id="22" w:name="comparison"/>
+    <w:bookmarkStart w:id="23" w:name="comparison"/>
     <w:p>
       <w:pPr>
         <w:pStyle w:val="Heading3"/>
@@ -5770,8 +5837,8 @@
         </w:tc>
       </w:tr>
     </w:tbl>
-    <w:bookmarkEnd w:id="22"/>
-    <w:bookmarkStart w:id="23" w:name="which-to-choose"/>
+    <w:bookmarkEnd w:id="23"/>
+    <w:bookmarkStart w:id="24" w:name="which-to-choose"/>
     <w:p>
       <w:pPr>
         <w:pStyle w:val="Heading3"/>
@@ -5906,9 +5973,9 @@
         <w:t xml:space="preserve">: Many researchers fit both methods as a sensitivity analysis. If results differ substantially, it suggests model misspecification in one or both approaches. This motivates the development of doubly robust methods that require only one model to be correct.</w:t>
       </w:r>
     </w:p>
-    <w:bookmarkEnd w:id="23"/>
     <w:bookmarkEnd w:id="24"/>
-    <w:bookmarkStart w:id="28" w:name="X33202e568bc0dbbbd9390d6fc2ce30baed7e879"/>
+    <w:bookmarkEnd w:id="25"/>
+    <w:bookmarkStart w:id="29" w:name="X33202e568bc0dbbbd9390d6fc2ce30baed7e879"/>
     <w:p>
       <w:pPr>
         <w:pStyle w:val="Heading2"/>
@@ -5945,7 +6012,7 @@
         <w:t xml:space="preserve">. How much does misspecification matter?</w:t>
       </w:r>
     </w:p>
-    <w:bookmarkStart w:id="25" w:name="model-misspecification"/>
+    <w:bookmarkStart w:id="26" w:name="model-misspecification"/>
     <w:p>
       <w:pPr>
         <w:pStyle w:val="Heading3"/>
@@ -6077,8 +6144,8 @@
         <w:t xml:space="preserve">: Predictions far from data may be poor</w:t>
       </w:r>
     </w:p>
-    <w:bookmarkEnd w:id="25"/>
-    <w:bookmarkStart w:id="26" w:name="strategies-for-model-selection"/>
+    <w:bookmarkEnd w:id="26"/>
+    <w:bookmarkStart w:id="27" w:name="strategies-for-model-selection"/>
     <w:p>
       <w:pPr>
         <w:pStyle w:val="Heading3"/>
@@ -6400,8 +6467,8 @@
         <w:t xml:space="preserve">from Chapter 11 applies here. With large samples, lean toward flexibility. With small samples, lean toward parsimony.</w:t>
       </w:r>
     </w:p>
-    <w:bookmarkEnd w:id="26"/>
-    <w:bookmarkStart w:id="27" w:name="example-polynomial-models-in-nhefs"/>
+    <w:bookmarkEnd w:id="27"/>
+    <w:bookmarkStart w:id="28" w:name="example-polynomial-models-in-nhefs"/>
     <w:p>
       <w:pPr>
         <w:pStyle w:val="Heading3"/>
@@ -6816,9 +6883,9 @@
         <w:t xml:space="preserve">interactions is especially important, as it allows the confounder-outcome relationship to differ between treated and untreated.</w:t>
       </w:r>
     </w:p>
-    <w:bookmarkEnd w:id="27"/>
     <w:bookmarkEnd w:id="28"/>
-    <w:bookmarkStart w:id="32" w:name="X4dca5661e01e1113dacddc7384ed8119a805469"/>
+    <w:bookmarkEnd w:id="29"/>
+    <w:bookmarkStart w:id="33" w:name="X4dca5661e01e1113dacddc7384ed8119a805469"/>
     <w:p>
       <w:pPr>
         <w:pStyle w:val="Heading2"/>
@@ -6855,7 +6922,7 @@
         <w:t xml:space="preserve">.</w:t>
       </w:r>
     </w:p>
-    <w:bookmarkStart w:id="29" w:name="continuous-treatment"/>
+    <w:bookmarkStart w:id="30" w:name="continuous-treatment"/>
     <w:p>
       <w:pPr>
         <w:pStyle w:val="Heading3"/>
@@ -7418,8 +7485,8 @@
         <w:t xml:space="preserve">dose-response curve</w:t>
       </w:r>
     </w:p>
-    <w:bookmarkEnd w:id="29"/>
-    <w:bookmarkStart w:id="31" w:name="dose-response-curve"/>
+    <w:bookmarkEnd w:id="30"/>
+    <w:bookmarkStart w:id="32" w:name="dose-response-curve"/>
     <w:p>
       <w:pPr>
         <w:pStyle w:val="Heading3"/>
@@ -7462,7 +7529,7 @@
               <w:spacing w:before="16" w:after="64"/>
             </w:pPr>
           </w:p>
-          <w:bookmarkStart w:id="30" w:name="def-dose-response"/>
+          <w:bookmarkStart w:id="31" w:name="def-dose-response"/>
           <w:p>
             <w:pPr>
               <w:pStyle w:val="BodyText"/>
@@ -7472,7 +7539,7 @@
                 <w:b/>
                 <w:bCs/>
               </w:rPr>
-              <w:t xml:space="preserve">Definition 4 (Dose-Response Curve)</w:t>
+              <w:t xml:space="preserve">Definition 5 (Dose-Response Curve)</w:t>
             </w:r>
             <w:r>
               <w:t xml:space="preserve"> </w:t>
@@ -7565,7 +7632,7 @@
               <w:t xml:space="preserve">For continuous treatment, this is a smooth curve rather than discrete points.</w:t>
             </w:r>
           </w:p>
-          <w:bookmarkEnd w:id="30"/>
+          <w:bookmarkEnd w:id="31"/>
         </w:tc>
       </w:tr>
     </w:tbl>
@@ -7990,9 +8057,9 @@
         <w:t xml:space="preserve">levels</w:t>
       </w:r>
     </w:p>
-    <w:bookmarkEnd w:id="31"/>
     <w:bookmarkEnd w:id="32"/>
-    <w:bookmarkStart w:id="35" w:name="X3bef83b6a5a2cb0e1c775319498055070332414"/>
+    <w:bookmarkEnd w:id="33"/>
+    <w:bookmarkStart w:id="37" w:name="X3bef83b6a5a2cb0e1c775319498055070332414"/>
     <w:p>
       <w:pPr>
         <w:pStyle w:val="Heading2"/>
@@ -8048,7 +8115,7 @@
         <w:t xml:space="preserve">using either approach.</w:t>
       </w:r>
     </w:p>
-    <w:bookmarkStart w:id="33" w:name="standardization-for-binary-outcomes"/>
+    <w:bookmarkStart w:id="35" w:name="standardization-for-binary-outcomes"/>
     <w:p>
       <w:pPr>
         <w:pStyle w:val="Heading3"/>
@@ -8643,571 +8710,613 @@
         <w:t xml:space="preserve">.</w:t>
       </w:r>
     </w:p>
-    <w:p>
-      <w:pPr>
-        <w:pStyle w:val="BodyText"/>
-      </w:pPr>
-      <w:r>
-        <w:rPr>
-          <w:b/>
-          <w:bCs/>
-        </w:rPr>
-        <w:t xml:space="preserve">Causal measures</w:t>
-      </w:r>
-      <w:r>
-        <w:t xml:space="preserve">:</w:t>
-      </w:r>
-    </w:p>
-    <w:p>
-      <w:pPr>
-        <w:pStyle w:val="Compact"/>
-        <w:numPr>
-          <w:ilvl w:val="0"/>
-          <w:numId w:val="1013"/>
-        </w:numPr>
-      </w:pPr>
-      <w:r>
-        <w:rPr>
-          <w:b/>
-          <w:bCs/>
-        </w:rPr>
-        <w:t xml:space="preserve">Risk difference</w:t>
-      </w:r>
-      <w:r>
-        <w:t xml:space="preserve">:</w:t>
-      </w:r>
-      <w:r>
-        <w:t xml:space="preserve"> </w:t>
-      </w:r>
-      <m:oMath>
-        <m:acc>
-          <m:accPr>
-            <m:chr m:val="̂"/>
-          </m:accPr>
-          <m:e>
-            <m:r>
-              <m:rPr>
-                <m:sty m:val="p"/>
-              </m:rPr>
-              <m:t>Pr</m:t>
-            </m:r>
-          </m:e>
-        </m:acc>
-        <m:r>
-          <m:rPr>
-            <m:sty m:val="p"/>
-          </m:rPr>
-          <m:t>[</m:t>
-        </m:r>
-        <m:sSup>
-          <m:e>
-            <m:r>
-              <m:t>Y</m:t>
-            </m:r>
-          </m:e>
-          <m:sup>
-            <m:r>
-              <m:t>a</m:t>
-            </m:r>
-            <m:r>
-              <m:rPr>
-                <m:sty m:val="p"/>
-              </m:rPr>
-              <m:t>=</m:t>
-            </m:r>
-            <m:r>
-              <m:t>1</m:t>
-            </m:r>
-          </m:sup>
-        </m:sSup>
-        <m:r>
-          <m:rPr>
-            <m:sty m:val="p"/>
-          </m:rPr>
-          <m:t>=</m:t>
-        </m:r>
-        <m:r>
-          <m:t>1</m:t>
-        </m:r>
-        <m:r>
-          <m:rPr>
-            <m:sty m:val="p"/>
-          </m:rPr>
-          <m:t>]</m:t>
-        </m:r>
-        <m:r>
-          <m:rPr>
-            <m:sty m:val="p"/>
-          </m:rPr>
-          <m:t>−</m:t>
-        </m:r>
-        <m:acc>
-          <m:accPr>
-            <m:chr m:val="̂"/>
-          </m:accPr>
-          <m:e>
-            <m:r>
-              <m:rPr>
-                <m:sty m:val="p"/>
-              </m:rPr>
-              <m:t>Pr</m:t>
-            </m:r>
-          </m:e>
-        </m:acc>
-        <m:r>
-          <m:rPr>
-            <m:sty m:val="p"/>
-          </m:rPr>
-          <m:t>[</m:t>
-        </m:r>
-        <m:sSup>
-          <m:e>
-            <m:r>
-              <m:t>Y</m:t>
-            </m:r>
-          </m:e>
-          <m:sup>
-            <m:r>
-              <m:t>a</m:t>
-            </m:r>
-            <m:r>
-              <m:rPr>
-                <m:sty m:val="p"/>
-              </m:rPr>
-              <m:t>=</m:t>
-            </m:r>
-            <m:r>
-              <m:t>0</m:t>
-            </m:r>
-          </m:sup>
-        </m:sSup>
-        <m:r>
-          <m:rPr>
-            <m:sty m:val="p"/>
-          </m:rPr>
-          <m:t>=</m:t>
-        </m:r>
-        <m:r>
-          <m:t>1</m:t>
-        </m:r>
-        <m:r>
-          <m:rPr>
-            <m:sty m:val="p"/>
-          </m:rPr>
-          <m:t>]</m:t>
-        </m:r>
-      </m:oMath>
-    </w:p>
-    <w:p>
-      <w:pPr>
-        <w:pStyle w:val="Compact"/>
-        <w:numPr>
-          <w:ilvl w:val="0"/>
-          <w:numId w:val="1013"/>
-        </w:numPr>
-      </w:pPr>
-      <w:r>
-        <w:rPr>
-          <w:b/>
-          <w:bCs/>
-        </w:rPr>
-        <w:t xml:space="preserve">Risk ratio</w:t>
-      </w:r>
-      <w:r>
-        <w:t xml:space="preserve">:</w:t>
-      </w:r>
-      <w:r>
-        <w:t xml:space="preserve"> </w:t>
-      </w:r>
-      <m:oMath>
-        <m:f>
-          <m:fPr>
-            <m:type m:val="bar"/>
-          </m:fPr>
-          <m:num>
-            <m:acc>
-              <m:accPr>
-                <m:chr m:val="̂"/>
-              </m:accPr>
-              <m:e>
-                <m:r>
-                  <m:rPr>
-                    <m:sty m:val="p"/>
-                  </m:rPr>
-                  <m:t>Pr</m:t>
-                </m:r>
-              </m:e>
-            </m:acc>
-            <m:r>
-              <m:rPr>
-                <m:sty m:val="p"/>
-              </m:rPr>
-              <m:t>[</m:t>
-            </m:r>
-            <m:sSup>
-              <m:e>
-                <m:r>
-                  <m:t>Y</m:t>
-                </m:r>
-              </m:e>
-              <m:sup>
-                <m:r>
-                  <m:t>a</m:t>
-                </m:r>
-                <m:r>
-                  <m:rPr>
-                    <m:sty m:val="p"/>
-                  </m:rPr>
-                  <m:t>=</m:t>
-                </m:r>
-                <m:r>
-                  <m:t>1</m:t>
-                </m:r>
-              </m:sup>
-            </m:sSup>
-            <m:r>
-              <m:rPr>
-                <m:sty m:val="p"/>
-              </m:rPr>
-              <m:t>=</m:t>
-            </m:r>
-            <m:r>
-              <m:t>1</m:t>
-            </m:r>
-            <m:r>
-              <m:rPr>
-                <m:sty m:val="p"/>
-              </m:rPr>
-              <m:t>]</m:t>
-            </m:r>
-          </m:num>
-          <m:den>
-            <m:acc>
-              <m:accPr>
-                <m:chr m:val="̂"/>
-              </m:accPr>
-              <m:e>
-                <m:r>
-                  <m:rPr>
-                    <m:sty m:val="p"/>
-                  </m:rPr>
-                  <m:t>Pr</m:t>
-                </m:r>
-              </m:e>
-            </m:acc>
-            <m:r>
-              <m:rPr>
-                <m:sty m:val="p"/>
-              </m:rPr>
-              <m:t>[</m:t>
-            </m:r>
-            <m:sSup>
-              <m:e>
-                <m:r>
-                  <m:t>Y</m:t>
-                </m:r>
-              </m:e>
-              <m:sup>
-                <m:r>
-                  <m:t>a</m:t>
-                </m:r>
-                <m:r>
-                  <m:rPr>
-                    <m:sty m:val="p"/>
-                  </m:rPr>
-                  <m:t>=</m:t>
-                </m:r>
-                <m:r>
-                  <m:t>0</m:t>
-                </m:r>
-              </m:sup>
-            </m:sSup>
-            <m:r>
-              <m:rPr>
-                <m:sty m:val="p"/>
-              </m:rPr>
-              <m:t>=</m:t>
-            </m:r>
-            <m:r>
-              <m:t>1</m:t>
-            </m:r>
-            <m:r>
-              <m:rPr>
-                <m:sty m:val="p"/>
-              </m:rPr>
-              <m:t>]</m:t>
-            </m:r>
-          </m:den>
-        </m:f>
-      </m:oMath>
-    </w:p>
-    <w:p>
-      <w:pPr>
-        <w:pStyle w:val="Compact"/>
-        <w:numPr>
-          <w:ilvl w:val="0"/>
-          <w:numId w:val="1013"/>
-        </w:numPr>
-      </w:pPr>
-      <w:r>
-        <w:rPr>
-          <w:b/>
-          <w:bCs/>
-        </w:rPr>
-        <w:t xml:space="preserve">Odds ratio</w:t>
-      </w:r>
-      <w:r>
-        <w:t xml:space="preserve">:</w:t>
-      </w:r>
-      <w:r>
-        <w:t xml:space="preserve"> </w:t>
-      </w:r>
-      <m:oMath>
-        <m:f>
-          <m:fPr>
-            <m:type m:val="bar"/>
-          </m:fPr>
-          <m:num>
-            <m:acc>
-              <m:accPr>
-                <m:chr m:val="̂"/>
-              </m:accPr>
-              <m:e>
-                <m:r>
-                  <m:rPr>
-                    <m:sty m:val="p"/>
-                  </m:rPr>
-                  <m:t>Pr</m:t>
-                </m:r>
-              </m:e>
-            </m:acc>
-            <m:r>
-              <m:rPr>
-                <m:sty m:val="p"/>
-              </m:rPr>
-              <m:t>[</m:t>
-            </m:r>
-            <m:sSup>
-              <m:e>
-                <m:r>
-                  <m:t>Y</m:t>
-                </m:r>
-              </m:e>
-              <m:sup>
-                <m:r>
-                  <m:t>a</m:t>
-                </m:r>
-                <m:r>
-                  <m:rPr>
-                    <m:sty m:val="p"/>
-                  </m:rPr>
-                  <m:t>=</m:t>
-                </m:r>
-                <m:r>
-                  <m:t>1</m:t>
-                </m:r>
-              </m:sup>
-            </m:sSup>
-            <m:r>
-              <m:rPr>
-                <m:sty m:val="p"/>
-              </m:rPr>
-              <m:t>=</m:t>
-            </m:r>
-            <m:r>
-              <m:t>1</m:t>
-            </m:r>
-            <m:r>
-              <m:rPr>
-                <m:sty m:val="p"/>
-              </m:rPr>
-              <m:t>]</m:t>
-            </m:r>
-            <m:r>
-              <m:rPr>
-                <m:sty m:val="p"/>
-              </m:rPr>
-              <m:t>/</m:t>
-            </m:r>
-            <m:acc>
-              <m:accPr>
-                <m:chr m:val="̂"/>
-              </m:accPr>
-              <m:e>
-                <m:r>
-                  <m:rPr>
-                    <m:sty m:val="p"/>
-                  </m:rPr>
-                  <m:t>Pr</m:t>
-                </m:r>
-              </m:e>
-            </m:acc>
-            <m:r>
-              <m:rPr>
-                <m:sty m:val="p"/>
-              </m:rPr>
-              <m:t>[</m:t>
-            </m:r>
-            <m:sSup>
-              <m:e>
-                <m:r>
-                  <m:t>Y</m:t>
-                </m:r>
-              </m:e>
-              <m:sup>
-                <m:r>
-                  <m:t>a</m:t>
-                </m:r>
-                <m:r>
-                  <m:rPr>
-                    <m:sty m:val="p"/>
-                  </m:rPr>
-                  <m:t>=</m:t>
-                </m:r>
-                <m:r>
-                  <m:t>1</m:t>
-                </m:r>
-              </m:sup>
-            </m:sSup>
-            <m:r>
-              <m:rPr>
-                <m:sty m:val="p"/>
-              </m:rPr>
-              <m:t>=</m:t>
-            </m:r>
-            <m:r>
-              <m:t>0</m:t>
-            </m:r>
-            <m:r>
-              <m:rPr>
-                <m:sty m:val="p"/>
-              </m:rPr>
-              <m:t>]</m:t>
-            </m:r>
-          </m:num>
-          <m:den>
-            <m:acc>
-              <m:accPr>
-                <m:chr m:val="̂"/>
-              </m:accPr>
-              <m:e>
-                <m:r>
-                  <m:rPr>
-                    <m:sty m:val="p"/>
-                  </m:rPr>
-                  <m:t>Pr</m:t>
-                </m:r>
-              </m:e>
-            </m:acc>
-            <m:r>
-              <m:rPr>
-                <m:sty m:val="p"/>
-              </m:rPr>
-              <m:t>[</m:t>
-            </m:r>
-            <m:sSup>
-              <m:e>
-                <m:r>
-                  <m:t>Y</m:t>
-                </m:r>
-              </m:e>
-              <m:sup>
-                <m:r>
-                  <m:t>a</m:t>
-                </m:r>
-                <m:r>
-                  <m:rPr>
-                    <m:sty m:val="p"/>
-                  </m:rPr>
-                  <m:t>=</m:t>
-                </m:r>
-                <m:r>
-                  <m:t>0</m:t>
-                </m:r>
-              </m:sup>
-            </m:sSup>
-            <m:r>
-              <m:rPr>
-                <m:sty m:val="p"/>
-              </m:rPr>
-              <m:t>=</m:t>
-            </m:r>
-            <m:r>
-              <m:t>1</m:t>
-            </m:r>
-            <m:r>
-              <m:rPr>
-                <m:sty m:val="p"/>
-              </m:rPr>
-              <m:t>]</m:t>
-            </m:r>
-            <m:r>
-              <m:rPr>
-                <m:sty m:val="p"/>
-              </m:rPr>
-              <m:t>/</m:t>
-            </m:r>
-            <m:acc>
-              <m:accPr>
-                <m:chr m:val="̂"/>
-              </m:accPr>
-              <m:e>
-                <m:r>
-                  <m:rPr>
-                    <m:sty m:val="p"/>
-                  </m:rPr>
-                  <m:t>Pr</m:t>
-                </m:r>
-              </m:e>
-            </m:acc>
-            <m:r>
-              <m:rPr>
-                <m:sty m:val="p"/>
-              </m:rPr>
-              <m:t>[</m:t>
-            </m:r>
-            <m:sSup>
-              <m:e>
-                <m:r>
-                  <m:t>Y</m:t>
-                </m:r>
-              </m:e>
-              <m:sup>
-                <m:r>
-                  <m:t>a</m:t>
-                </m:r>
-                <m:r>
-                  <m:rPr>
-                    <m:sty m:val="p"/>
-                  </m:rPr>
-                  <m:t>=</m:t>
-                </m:r>
-                <m:r>
-                  <m:t>0</m:t>
-                </m:r>
-              </m:sup>
-            </m:sSup>
-            <m:r>
-              <m:rPr>
-                <m:sty m:val="p"/>
-              </m:rPr>
-              <m:t>=</m:t>
-            </m:r>
-            <m:r>
-              <m:t>0</m:t>
-            </m:r>
-            <m:r>
-              <m:rPr>
-                <m:sty m:val="p"/>
-              </m:rPr>
-              <m:t>]</m:t>
-            </m:r>
-          </m:den>
-        </m:f>
-      </m:oMath>
-    </w:p>
-    <w:bookmarkEnd w:id="33"/>
-    <w:bookmarkStart w:id="34" w:name="ip-weighting-for-binary-outcomes"/>
+    <w:tbl>
+      <w:tblPr>
+        <w:tblStyle w:val="Table"/>
+        <w:tblInd w:w="164" w:type="dxa"/>
+        <w:tblBorders>
+          <w:left w:val="single" w:sz="24" w:space="0" w:color="909090"/>
+        </w:tblBorders>
+        <w:tblCellMar>
+          <w:left w:w="0" w:type="dxa"/>
+          <w:right w:w="0" w:type="dxa"/>
+        </w:tblCellMar>
+        <w:tblLook w:firstRow="0" w:lastRow="0" w:firstColumn="0" w:lastColumn="0" w:noHBand="0" w:noVBand="0" w:val="0000"/>
+      </w:tblPr>
+      <w:tblGrid>
+        <w:gridCol w:w="7920"/>
+      </w:tblGrid>
+      <w:tr>
+        <w:trPr>
+          <w:cantSplit/>
+        </w:trPr>
+        <w:tc>
+          <w:tcPr>
+            <w:tcMar>
+              <w:left w:w="144" w:type="dxa"/>
+            </w:tcMar>
+          </w:tcPr>
+          <w:p>
+            <w:pPr>
+              <w:pStyle w:val="BodyText"/>
+            </w:pPr>
+            <w:pPr>
+              <w:spacing w:before="16" w:after="64"/>
+            </w:pPr>
+          </w:p>
+          <w:bookmarkStart w:id="34" w:name="def-gformula-effect-measures"/>
+          <w:p>
+            <w:pPr>
+              <w:pStyle w:val="BodyText"/>
+            </w:pPr>
+            <w:r>
+              <w:rPr>
+                <w:b/>
+                <w:bCs/>
+              </w:rPr>
+              <w:t xml:space="preserve">Definition 6 (G-Formula Estimators of Causal Effect Measures)</w:t>
+            </w:r>
+            <w:r>
+              <w:t xml:space="preserve"> </w:t>
+            </w:r>
+            <w:r>
+              <w:t xml:space="preserve"> </w:t>
+            </w:r>
+          </w:p>
+          <w:p>
+            <w:pPr>
+              <w:pStyle w:val="Compact"/>
+              <w:numPr>
+                <w:ilvl w:val="0"/>
+                <w:numId w:val="1013"/>
+              </w:numPr>
+            </w:pPr>
+            <w:r>
+              <w:rPr>
+                <w:b/>
+                <w:bCs/>
+              </w:rPr>
+              <w:t xml:space="preserve">Risk difference</w:t>
+            </w:r>
+            <w:r>
+              <w:t xml:space="preserve">:</w:t>
+            </w:r>
+            <w:r>
+              <w:t xml:space="preserve"> </w:t>
+            </w:r>
+            <m:oMath>
+              <m:acc>
+                <m:accPr>
+                  <m:chr m:val="̂"/>
+                </m:accPr>
+                <m:e>
+                  <m:r>
+                    <m:rPr>
+                      <m:sty m:val="p"/>
+                    </m:rPr>
+                    <m:t>Pr</m:t>
+                  </m:r>
+                </m:e>
+              </m:acc>
+              <m:r>
+                <m:rPr>
+                  <m:sty m:val="p"/>
+                </m:rPr>
+                <m:t>[</m:t>
+              </m:r>
+              <m:sSup>
+                <m:e>
+                  <m:r>
+                    <m:t>Y</m:t>
+                  </m:r>
+                </m:e>
+                <m:sup>
+                  <m:r>
+                    <m:t>a</m:t>
+                  </m:r>
+                  <m:r>
+                    <m:rPr>
+                      <m:sty m:val="p"/>
+                    </m:rPr>
+                    <m:t>=</m:t>
+                  </m:r>
+                  <m:r>
+                    <m:t>1</m:t>
+                  </m:r>
+                </m:sup>
+              </m:sSup>
+              <m:r>
+                <m:rPr>
+                  <m:sty m:val="p"/>
+                </m:rPr>
+                <m:t>=</m:t>
+              </m:r>
+              <m:r>
+                <m:t>1</m:t>
+              </m:r>
+              <m:r>
+                <m:rPr>
+                  <m:sty m:val="p"/>
+                </m:rPr>
+                <m:t>]</m:t>
+              </m:r>
+              <m:r>
+                <m:rPr>
+                  <m:sty m:val="p"/>
+                </m:rPr>
+                <m:t>−</m:t>
+              </m:r>
+              <m:acc>
+                <m:accPr>
+                  <m:chr m:val="̂"/>
+                </m:accPr>
+                <m:e>
+                  <m:r>
+                    <m:rPr>
+                      <m:sty m:val="p"/>
+                    </m:rPr>
+                    <m:t>Pr</m:t>
+                  </m:r>
+                </m:e>
+              </m:acc>
+              <m:r>
+                <m:rPr>
+                  <m:sty m:val="p"/>
+                </m:rPr>
+                <m:t>[</m:t>
+              </m:r>
+              <m:sSup>
+                <m:e>
+                  <m:r>
+                    <m:t>Y</m:t>
+                  </m:r>
+                </m:e>
+                <m:sup>
+                  <m:r>
+                    <m:t>a</m:t>
+                  </m:r>
+                  <m:r>
+                    <m:rPr>
+                      <m:sty m:val="p"/>
+                    </m:rPr>
+                    <m:t>=</m:t>
+                  </m:r>
+                  <m:r>
+                    <m:t>0</m:t>
+                  </m:r>
+                </m:sup>
+              </m:sSup>
+              <m:r>
+                <m:rPr>
+                  <m:sty m:val="p"/>
+                </m:rPr>
+                <m:t>=</m:t>
+              </m:r>
+              <m:r>
+                <m:t>1</m:t>
+              </m:r>
+              <m:r>
+                <m:rPr>
+                  <m:sty m:val="p"/>
+                </m:rPr>
+                <m:t>]</m:t>
+              </m:r>
+            </m:oMath>
+          </w:p>
+          <w:p>
+            <w:pPr>
+              <w:pStyle w:val="Compact"/>
+              <w:numPr>
+                <w:ilvl w:val="0"/>
+                <w:numId w:val="1013"/>
+              </w:numPr>
+            </w:pPr>
+            <w:r>
+              <w:rPr>
+                <w:b/>
+                <w:bCs/>
+              </w:rPr>
+              <w:t xml:space="preserve">Risk ratio</w:t>
+            </w:r>
+            <w:r>
+              <w:t xml:space="preserve">:</w:t>
+            </w:r>
+            <w:r>
+              <w:t xml:space="preserve"> </w:t>
+            </w:r>
+            <m:oMath>
+              <m:f>
+                <m:fPr>
+                  <m:type m:val="bar"/>
+                </m:fPr>
+                <m:num>
+                  <m:acc>
+                    <m:accPr>
+                      <m:chr m:val="̂"/>
+                    </m:accPr>
+                    <m:e>
+                      <m:r>
+                        <m:rPr>
+                          <m:sty m:val="p"/>
+                        </m:rPr>
+                        <m:t>Pr</m:t>
+                      </m:r>
+                    </m:e>
+                  </m:acc>
+                  <m:r>
+                    <m:rPr>
+                      <m:sty m:val="p"/>
+                    </m:rPr>
+                    <m:t>[</m:t>
+                  </m:r>
+                  <m:sSup>
+                    <m:e>
+                      <m:r>
+                        <m:t>Y</m:t>
+                      </m:r>
+                    </m:e>
+                    <m:sup>
+                      <m:r>
+                        <m:t>a</m:t>
+                      </m:r>
+                      <m:r>
+                        <m:rPr>
+                          <m:sty m:val="p"/>
+                        </m:rPr>
+                        <m:t>=</m:t>
+                      </m:r>
+                      <m:r>
+                        <m:t>1</m:t>
+                      </m:r>
+                    </m:sup>
+                  </m:sSup>
+                  <m:r>
+                    <m:rPr>
+                      <m:sty m:val="p"/>
+                    </m:rPr>
+                    <m:t>=</m:t>
+                  </m:r>
+                  <m:r>
+                    <m:t>1</m:t>
+                  </m:r>
+                  <m:r>
+                    <m:rPr>
+                      <m:sty m:val="p"/>
+                    </m:rPr>
+                    <m:t>]</m:t>
+                  </m:r>
+                </m:num>
+                <m:den>
+                  <m:acc>
+                    <m:accPr>
+                      <m:chr m:val="̂"/>
+                    </m:accPr>
+                    <m:e>
+                      <m:r>
+                        <m:rPr>
+                          <m:sty m:val="p"/>
+                        </m:rPr>
+                        <m:t>Pr</m:t>
+                      </m:r>
+                    </m:e>
+                  </m:acc>
+                  <m:r>
+                    <m:rPr>
+                      <m:sty m:val="p"/>
+                    </m:rPr>
+                    <m:t>[</m:t>
+                  </m:r>
+                  <m:sSup>
+                    <m:e>
+                      <m:r>
+                        <m:t>Y</m:t>
+                      </m:r>
+                    </m:e>
+                    <m:sup>
+                      <m:r>
+                        <m:t>a</m:t>
+                      </m:r>
+                      <m:r>
+                        <m:rPr>
+                          <m:sty m:val="p"/>
+                        </m:rPr>
+                        <m:t>=</m:t>
+                      </m:r>
+                      <m:r>
+                        <m:t>0</m:t>
+                      </m:r>
+                    </m:sup>
+                  </m:sSup>
+                  <m:r>
+                    <m:rPr>
+                      <m:sty m:val="p"/>
+                    </m:rPr>
+                    <m:t>=</m:t>
+                  </m:r>
+                  <m:r>
+                    <m:t>1</m:t>
+                  </m:r>
+                  <m:r>
+                    <m:rPr>
+                      <m:sty m:val="p"/>
+                    </m:rPr>
+                    <m:t>]</m:t>
+                  </m:r>
+                </m:den>
+              </m:f>
+            </m:oMath>
+          </w:p>
+          <w:p>
+            <w:pPr>
+              <w:pStyle w:val="Compact"/>
+              <w:numPr>
+                <w:ilvl w:val="0"/>
+                <w:numId w:val="1013"/>
+              </w:numPr>
+            </w:pPr>
+            <w:r>
+              <w:rPr>
+                <w:b/>
+                <w:bCs/>
+              </w:rPr>
+              <w:t xml:space="preserve">Odds ratio</w:t>
+            </w:r>
+            <w:r>
+              <w:t xml:space="preserve">:</w:t>
+            </w:r>
+            <w:r>
+              <w:t xml:space="preserve"> </w:t>
+            </w:r>
+            <m:oMath>
+              <m:f>
+                <m:fPr>
+                  <m:type m:val="bar"/>
+                </m:fPr>
+                <m:num>
+                  <m:acc>
+                    <m:accPr>
+                      <m:chr m:val="̂"/>
+                    </m:accPr>
+                    <m:e>
+                      <m:r>
+                        <m:rPr>
+                          <m:sty m:val="p"/>
+                        </m:rPr>
+                        <m:t>Pr</m:t>
+                      </m:r>
+                    </m:e>
+                  </m:acc>
+                  <m:r>
+                    <m:rPr>
+                      <m:sty m:val="p"/>
+                    </m:rPr>
+                    <m:t>[</m:t>
+                  </m:r>
+                  <m:sSup>
+                    <m:e>
+                      <m:r>
+                        <m:t>Y</m:t>
+                      </m:r>
+                    </m:e>
+                    <m:sup>
+                      <m:r>
+                        <m:t>a</m:t>
+                      </m:r>
+                      <m:r>
+                        <m:rPr>
+                          <m:sty m:val="p"/>
+                        </m:rPr>
+                        <m:t>=</m:t>
+                      </m:r>
+                      <m:r>
+                        <m:t>1</m:t>
+                      </m:r>
+                    </m:sup>
+                  </m:sSup>
+                  <m:r>
+                    <m:rPr>
+                      <m:sty m:val="p"/>
+                    </m:rPr>
+                    <m:t>=</m:t>
+                  </m:r>
+                  <m:r>
+                    <m:t>1</m:t>
+                  </m:r>
+                  <m:r>
+                    <m:rPr>
+                      <m:sty m:val="p"/>
+                    </m:rPr>
+                    <m:t>]</m:t>
+                  </m:r>
+                  <m:r>
+                    <m:rPr>
+                      <m:sty m:val="p"/>
+                    </m:rPr>
+                    <m:t>/</m:t>
+                  </m:r>
+                  <m:acc>
+                    <m:accPr>
+                      <m:chr m:val="̂"/>
+                    </m:accPr>
+                    <m:e>
+                      <m:r>
+                        <m:rPr>
+                          <m:sty m:val="p"/>
+                        </m:rPr>
+                        <m:t>Pr</m:t>
+                      </m:r>
+                    </m:e>
+                  </m:acc>
+                  <m:r>
+                    <m:rPr>
+                      <m:sty m:val="p"/>
+                    </m:rPr>
+                    <m:t>[</m:t>
+                  </m:r>
+                  <m:sSup>
+                    <m:e>
+                      <m:r>
+                        <m:t>Y</m:t>
+                      </m:r>
+                    </m:e>
+                    <m:sup>
+                      <m:r>
+                        <m:t>a</m:t>
+                      </m:r>
+                      <m:r>
+                        <m:rPr>
+                          <m:sty m:val="p"/>
+                        </m:rPr>
+                        <m:t>=</m:t>
+                      </m:r>
+                      <m:r>
+                        <m:t>1</m:t>
+                      </m:r>
+                    </m:sup>
+                  </m:sSup>
+                  <m:r>
+                    <m:rPr>
+                      <m:sty m:val="p"/>
+                    </m:rPr>
+                    <m:t>=</m:t>
+                  </m:r>
+                  <m:r>
+                    <m:t>0</m:t>
+                  </m:r>
+                  <m:r>
+                    <m:rPr>
+                      <m:sty m:val="p"/>
+                    </m:rPr>
+                    <m:t>]</m:t>
+                  </m:r>
+                </m:num>
+                <m:den>
+                  <m:acc>
+                    <m:accPr>
+                      <m:chr m:val="̂"/>
+                    </m:accPr>
+                    <m:e>
+                      <m:r>
+                        <m:rPr>
+                          <m:sty m:val="p"/>
+                        </m:rPr>
+                        <m:t>Pr</m:t>
+                      </m:r>
+                    </m:e>
+                  </m:acc>
+                  <m:r>
+                    <m:rPr>
+                      <m:sty m:val="p"/>
+                    </m:rPr>
+                    <m:t>[</m:t>
+                  </m:r>
+                  <m:sSup>
+                    <m:e>
+                      <m:r>
+                        <m:t>Y</m:t>
+                      </m:r>
+                    </m:e>
+                    <m:sup>
+                      <m:r>
+                        <m:t>a</m:t>
+                      </m:r>
+                      <m:r>
+                        <m:rPr>
+                          <m:sty m:val="p"/>
+                        </m:rPr>
+                        <m:t>=</m:t>
+                      </m:r>
+                      <m:r>
+                        <m:t>0</m:t>
+                      </m:r>
+                    </m:sup>
+                  </m:sSup>
+                  <m:r>
+                    <m:rPr>
+                      <m:sty m:val="p"/>
+                    </m:rPr>
+                    <m:t>=</m:t>
+                  </m:r>
+                  <m:r>
+                    <m:t>1</m:t>
+                  </m:r>
+                  <m:r>
+                    <m:rPr>
+                      <m:sty m:val="p"/>
+                    </m:rPr>
+                    <m:t>]</m:t>
+                  </m:r>
+                  <m:r>
+                    <m:rPr>
+                      <m:sty m:val="p"/>
+                    </m:rPr>
+                    <m:t>/</m:t>
+                  </m:r>
+                  <m:acc>
+                    <m:accPr>
+                      <m:chr m:val="̂"/>
+                    </m:accPr>
+                    <m:e>
+                      <m:r>
+                        <m:rPr>
+                          <m:sty m:val="p"/>
+                        </m:rPr>
+                        <m:t>Pr</m:t>
+                      </m:r>
+                    </m:e>
+                  </m:acc>
+                  <m:r>
+                    <m:rPr>
+                      <m:sty m:val="p"/>
+                    </m:rPr>
+                    <m:t>[</m:t>
+                  </m:r>
+                  <m:sSup>
+                    <m:e>
+                      <m:r>
+                        <m:t>Y</m:t>
+                      </m:r>
+                    </m:e>
+                    <m:sup>
+                      <m:r>
+                        <m:t>a</m:t>
+                      </m:r>
+                      <m:r>
+                        <m:rPr>
+                          <m:sty m:val="p"/>
+                        </m:rPr>
+                        <m:t>=</m:t>
+                      </m:r>
+                      <m:r>
+                        <m:t>0</m:t>
+                      </m:r>
+                    </m:sup>
+                  </m:sSup>
+                  <m:r>
+                    <m:rPr>
+                      <m:sty m:val="p"/>
+                    </m:rPr>
+                    <m:t>=</m:t>
+                  </m:r>
+                  <m:r>
+                    <m:t>0</m:t>
+                  </m:r>
+                  <m:r>
+                    <m:rPr>
+                      <m:sty m:val="p"/>
+                    </m:rPr>
+                    <m:t>]</m:t>
+                  </m:r>
+                </m:den>
+              </m:f>
+            </m:oMath>
+          </w:p>
+          <w:bookmarkEnd w:id="34"/>
+        </w:tc>
+      </w:tr>
+    </w:tbl>
+    <w:bookmarkEnd w:id="35"/>
+    <w:bookmarkStart w:id="36" w:name="ip-weighting-for-binary-outcomes"/>
     <w:p>
       <w:pPr>
         <w:pStyle w:val="Heading3"/>
@@ -9802,9 +9911,9 @@
         <w:t xml:space="preserve">IP weighting model choice determines which causal measure is estimated</w:t>
       </w:r>
     </w:p>
-    <w:bookmarkEnd w:id="34"/>
-    <w:bookmarkEnd w:id="35"/>
-    <w:bookmarkStart w:id="39" w:name="summary"/>
+    <w:bookmarkEnd w:id="36"/>
+    <w:bookmarkEnd w:id="37"/>
+    <w:bookmarkStart w:id="41" w:name="summary"/>
     <w:p>
       <w:pPr>
         <w:pStyle w:val="Heading2"/>
@@ -10192,8 +10301,8 @@
         <w:t xml:space="preserve">Doubly robust methods will combine IP weighting and outcome modeling for improved robustness</w:t>
       </w:r>
     </w:p>
-    <w:bookmarkStart w:id="38" w:name="refs"/>
-    <w:bookmarkStart w:id="37" w:name="ref-hernan2020causal"/>
+    <w:bookmarkStart w:id="40" w:name="refs"/>
+    <w:bookmarkStart w:id="39" w:name="ref-hernan2020causal"/>
     <w:p>
       <w:pPr>
         <w:pStyle w:val="Bibliography"/>
@@ -10217,7 +10326,7 @@
       <w:r>
         <w:t xml:space="preserve"> </w:t>
       </w:r>
-      <w:hyperlink r:id="rId36">
+      <w:hyperlink r:id="rId38">
         <w:r>
           <w:rPr>
             <w:rStyle w:val="Hyperlink"/>
@@ -10229,9 +10338,9 @@
         <w:t xml:space="preserve">.</w:t>
       </w:r>
     </w:p>
-    <w:bookmarkEnd w:id="37"/>
-    <w:bookmarkEnd w:id="38"/>
     <w:bookmarkEnd w:id="39"/>
+    <w:bookmarkEnd w:id="40"/>
+    <w:bookmarkEnd w:id="41"/>
     <w:sectPr>
       <w:footnotePr>
         <w:numRestart w:val="eachSect"/>
